--- a/docs/USE_CASE_CATALOGUE.docx
+++ b/docs/USE_CASE_CATALOGUE.docx
@@ -2,13 +2,13 @@
 <file path=word/document.xml><?xml version="1.0" encoding="utf-8"?>
 <w:document xmlns:w="http://schemas.openxmlformats.org/wordprocessingml/2006/main" xmlns:m="http://schemas.openxmlformats.org/officeDocument/2006/math" xmlns:r="http://schemas.openxmlformats.org/officeDocument/2006/relationships" xmlns:o="urn:schemas-microsoft-com:office:office" xmlns:v="urn:schemas-microsoft-com:vml" xmlns:w10="urn:schemas-microsoft-com:office:word" xmlns:a="http://schemas.openxmlformats.org/drawingml/2006/main" xmlns:pic="http://schemas.openxmlformats.org/drawingml/2006/picture" xmlns:wp="http://schemas.openxmlformats.org/drawingml/2006/wordprocessingDrawing">
   <w:body>
-    <w:bookmarkStart w:id="20" w:name="docs_chain--use-case-catalogue"/>
+    <w:bookmarkStart w:id="20" w:name="docs-chain-use-case-catalogue"/>
     <w:p>
       <w:pPr>
         <w:pStyle w:val="Heading1"/>
       </w:pPr>
       <w:r>
-        <w:t xml:space="preserve">docs_chain — Use-Case Catalogue</w:t>
+        <w:t xml:space="preserve">Docs Chain — Use-Case Catalogue</w:t>
       </w:r>
     </w:p>
     <w:p>
@@ -26,7 +26,7 @@
         <w:t xml:space="preserve"> </w:t>
       </w:r>
       <w:r>
-        <w:t xml:space="preserve">1</w:t>
+        <w:t xml:space="preserve">2</w:t>
       </w:r>
       <w:r>
         <w:t xml:space="preserve"> </w:t>
@@ -42,7 +42,7 @@
         <w:t xml:space="preserve"> </w:t>
       </w:r>
       <w:r>
-        <w:t xml:space="preserve">2026-05-29T00:00:00Z</w:t>
+        <w:t xml:space="preserve">2026-05-29T12:00:00Z</w:t>
       </w:r>
       <w:r>
         <w:t xml:space="preserve"> </w:t>
@@ -74,7 +74,7 @@
         <w:t xml:space="preserve"> </w:t>
       </w:r>
       <w:r>
-        <w:t xml:space="preserve">Operator mandate 2026-05-29 (docs_chain initiative)</w:t>
+        <w:t xml:space="preserve">Operator mandate 2026-05-29 (Docs Chain initiative)</w:t>
       </w:r>
       <w:r>
         <w:t xml:space="preserve"> </w:t>
@@ -276,14 +276,15 @@
     <w:tbl>
       <w:tblPr>
         <w:tblStyle w:val="Table"/>
-        <w:tblW w:type="auto" w:w="0"/>
+        <w:tblW w:type="pct" w:w="5000"/>
+        <w:tblLayout w:type="fixed"/>
         <w:tblLook w:firstRow="1" w:lastRow="0" w:firstColumn="0" w:lastColumn="0" w:noHBand="0" w:noVBand="0" w:val="0020"/>
       </w:tblPr>
       <w:tblGrid>
-        <w:gridCol w:w="1980"/>
-        <w:gridCol w:w="1980"/>
-        <w:gridCol w:w="1980"/>
-        <w:gridCol w:w="1980"/>
+        <w:gridCol w:w="389"/>
+        <w:gridCol w:w="1038"/>
+        <w:gridCol w:w="2856"/>
+        <w:gridCol w:w="3635"/>
       </w:tblGrid>
       <w:tr>
         <w:trPr>
@@ -1047,7 +1048,7 @@
         <w:t xml:space="preserve"> </w:t>
       </w:r>
       <w:r>
-        <w:t xml:space="preserve">and the summary's own</w:t>
+        <w:t xml:space="preserve">and the summary’s own</w:t>
       </w:r>
       <w:r>
         <w:t xml:space="preserve"> </w:t>
@@ -7428,7 +7429,7 @@
       </w:r>
     </w:p>
     <w:bookmarkEnd w:id="13"/>
-    <w:bookmarkStart w:id="14" w:name="d-roster--corpus-chain"/>
+    <w:bookmarkStart w:id="14" w:name="d-roster-corpus-chain"/>
     <w:p>
       <w:pPr>
         <w:pStyle w:val="Heading2"/>
@@ -10429,7 +10430,7 @@
         <w:t xml:space="preserve"> </w:t>
       </w:r>
       <w:r>
-        <w:t xml:space="preserve">the README's Tracked-Items + Status Documents section</w:t>
+        <w:t xml:space="preserve">the README’s Tracked-Items + Status Documents section</w:t>
       </w:r>
       <w:r>
         <w:t xml:space="preserve"> </w:t>
@@ -10441,7 +10442,7 @@
         <w:t xml:space="preserve"> </w:t>
       </w:r>
       <w:r>
-        <w:t xml:space="preserve">changes; README's own HTML + PDF stay in sync.</w:t>
+        <w:t xml:space="preserve">changes; README’s own HTML + PDF stay in sync.</w:t>
       </w:r>
     </w:p>
     <w:p>
@@ -10548,7 +10549,7 @@
         <w:t xml:space="preserve"> </w:t>
       </w:r>
       <w:r>
-        <w:t xml:space="preserve">doc-link generator reads each source's revision header);</w:t>
+        <w:t xml:space="preserve">doc-link generator reads each source’s revision header);</w:t>
       </w:r>
       <w:r>
         <w:t xml:space="preserve"> </w:t>
@@ -10594,7 +10595,7 @@
         <w:t xml:space="preserve"> </w:t>
       </w:r>
       <w:r>
-        <w:t xml:space="preserve">(reads each source's §11.4.44</w:t>
+        <w:t xml:space="preserve">(reads each source’s §11.4.44</w:t>
       </w:r>
       <w:r>
         <w:t xml:space="preserve"> </w:t>
@@ -13486,13 +13487,13 @@
         <w:t xml:space="preserve"> </w:t>
       </w:r>
       <w:r>
-        <w:t xml:space="preserve">freshness is the source-edit author's responsibility per §11.4.44 /</w:t>
-      </w:r>
-      <w:r>
-        <w:t xml:space="preserve"> </w:t>
-      </w:r>
-      <w:r>
-        <w:t xml:space="preserve">§12.10; docs_chain keeps the exports from drifting behind the source.)</w:t>
+        <w:t xml:space="preserve">freshness is the source-edit author’s responsibility per §11.4.44 /</w:t>
+      </w:r>
+      <w:r>
+        <w:t xml:space="preserve"> </w:t>
+      </w:r>
+      <w:r>
+        <w:t xml:space="preserve">§12.10; Docs Chain keeps the exports from drifting behind the source.)</w:t>
       </w:r>
     </w:p>
     <w:p>

--- a/docs/USE_CASE_CATALOGUE.docx
+++ b/docs/USE_CASE_CATALOGUE.docx
@@ -2,6 +2,14 @@
 <file path=word/document.xml><?xml version="1.0" encoding="utf-8"?>
 <w:document xmlns:w="http://schemas.openxmlformats.org/wordprocessingml/2006/main" xmlns:m="http://schemas.openxmlformats.org/officeDocument/2006/math" xmlns:r="http://schemas.openxmlformats.org/officeDocument/2006/relationships" xmlns:o="urn:schemas-microsoft-com:office:office" xmlns:v="urn:schemas-microsoft-com:vml" xmlns:w10="urn:schemas-microsoft-com:office:word" xmlns:a="http://schemas.openxmlformats.org/drawingml/2006/main" xmlns:pic="http://schemas.openxmlformats.org/drawingml/2006/picture" xmlns:wp="http://schemas.openxmlformats.org/drawingml/2006/wordprocessingDrawing">
   <w:body>
+    <w:p>
+      <w:pPr>
+        <w:pStyle w:val="Title"/>
+      </w:pPr>
+      <w:r>
+        <w:t xml:space="preserve">USE_CASE_CATALOGUE</w:t>
+      </w:r>
+    </w:p>
     <w:bookmarkStart w:id="20" w:name="docs-chain-use-case-catalogue"/>
     <w:p>
       <w:pPr>

--- a/docs/USE_CASE_CATALOGUE.docx
+++ b/docs/USE_CASE_CATALOGUE.docx
@@ -10,7 +10,7 @@
         <w:t xml:space="preserve">USE_CASE_CATALOGUE</w:t>
       </w:r>
     </w:p>
-    <w:bookmarkStart w:id="20" w:name="docs-chain-use-case-catalogue"/>
+    <w:bookmarkStart w:id="27" w:name="docs-chain-use-case-catalogue"/>
     <w:p>
       <w:pPr>
         <w:pStyle w:val="Heading1"/>
@@ -34,7 +34,7 @@
         <w:t xml:space="preserve"> </w:t>
       </w:r>
       <w:r>
-        <w:t xml:space="preserve">2</w:t>
+        <w:t xml:space="preserve">3</w:t>
       </w:r>
       <w:r>
         <w:t xml:space="preserve"> </w:t>
@@ -50,7 +50,7 @@
         <w:t xml:space="preserve"> </w:t>
       </w:r>
       <w:r>
-        <w:t xml:space="preserve">2026-05-29T12:00:00Z</w:t>
+        <w:t xml:space="preserve">2026-05-31T12:00:00Z</w:t>
       </w:r>
       <w:r>
         <w:t xml:space="preserve"> </w:t>
@@ -66,7 +66,59 @@
         <w:t xml:space="preserve"> </w:t>
       </w:r>
       <w:r>
-        <w:t xml:space="preserve">Living registry. Every recipe below is a DESIGNED context. Engine support is PLANNED (Phases 1–4); ATMOSphere wiring is PLANNED (Phase 7). See per-recipe status tags.</w:t>
+        <w:t xml:space="preserve">Living registry. The Phase 1–4 engine + CLI (</w:t>
+      </w:r>
+      <w:r>
+        <w:rPr>
+          <w:rStyle w:val="VerbatimChar"/>
+        </w:rPr>
+        <w:t xml:space="preserve">sync</w:t>
+      </w:r>
+      <w:r>
+        <w:t xml:space="preserve">/</w:t>
+      </w:r>
+      <w:r>
+        <w:rPr>
+          <w:rStyle w:val="VerbatimChar"/>
+        </w:rPr>
+        <w:t xml:space="preserve">verify</w:t>
+      </w:r>
+      <w:r>
+        <w:t xml:space="preserve">/</w:t>
+      </w:r>
+      <w:r>
+        <w:rPr>
+          <w:rStyle w:val="VerbatimChar"/>
+        </w:rPr>
+        <w:t xml:space="preserve">doctor</w:t>
+      </w:r>
+      <w:r>
+        <w:t xml:space="preserve">/</w:t>
+      </w:r>
+      <w:r>
+        <w:rPr>
+          <w:rStyle w:val="VerbatimChar"/>
+        </w:rPr>
+        <w:t xml:space="preserve">graph</w:t>
+      </w:r>
+      <w:r>
+        <w:t xml:space="preserve">) is IMPLEMENTED + tested — it processes any context below today. Recipes (a)–(h) are DESIGNED contexts whose</w:t>
+      </w:r>
+      <w:r>
+        <w:t xml:space="preserve"> </w:t>
+      </w:r>
+      <w:r>
+        <w:rPr>
+          <w:i/>
+          <w:iCs/>
+        </w:rPr>
+        <w:t xml:space="preserve">registration into ATMOSphere</w:t>
+      </w:r>
+      <w:r>
+        <w:t xml:space="preserve"> </w:t>
+      </w:r>
+      <w:r>
+        <w:t xml:space="preserve">is PLANNED (Phase 7); their per-recipe tags reflect that wiring step, not the engine. Appendix Z is a WORKED, registered, verify-green consumer example (Herald). See per-recipe status tags.</w:t>
       </w:r>
       <w:r>
         <w:t xml:space="preserve"> </w:t>
@@ -153,13 +205,37 @@
         <w:t xml:space="preserve"> </w:t>
       </w:r>
       <w:r>
-        <w:t xml:space="preserve">— the recipe is designed; engine/wiring lands in</w:t>
-      </w:r>
-      <w:r>
-        <w:t xml:space="preserve"> </w:t>
-      </w:r>
-      <w:r>
-        <w:t xml:space="preserve">Phase N of</w:t>
+        <w:t xml:space="preserve">— the recipe is designed; its</w:t>
+      </w:r>
+      <w:r>
+        <w:t xml:space="preserve"> </w:t>
+      </w:r>
+      <w:r>
+        <w:rPr>
+          <w:i/>
+          <w:iCs/>
+        </w:rPr>
+        <w:t xml:space="preserve">registration /</w:t>
+      </w:r>
+      <w:r>
+        <w:rPr>
+          <w:i/>
+          <w:iCs/>
+        </w:rPr>
+        <w:t xml:space="preserve"> </w:t>
+      </w:r>
+      <w:r>
+        <w:rPr>
+          <w:i/>
+          <w:iCs/>
+        </w:rPr>
+        <w:t xml:space="preserve">wiring</w:t>
+      </w:r>
+      <w:r>
+        <w:t xml:space="preserve"> </w:t>
+      </w:r>
+      <w:r>
+        <w:t xml:space="preserve">lands in Phase N of</w:t>
       </w:r>
       <w:r>
         <w:t xml:space="preserve"> </w:t>
@@ -171,7 +247,13 @@
         <w:t xml:space="preserve">PLAN.md</w:t>
       </w:r>
       <w:r>
-        <w:t xml:space="preserve">.</w:t>
+        <w:t xml:space="preserve">. The Phase 1–4 engine that would</w:t>
+      </w:r>
+      <w:r>
+        <w:t xml:space="preserve"> </w:t>
+      </w:r>
+      <w:r>
+        <w:t xml:space="preserve">process it is already IMPLEMENTED.</w:t>
       </w:r>
     </w:p>
     <w:p>
@@ -183,12 +265,6 @@
         </w:numPr>
       </w:pPr>
       <w:r>
-        <w:t xml:space="preserve">A recipe is marked</w:t>
-      </w:r>
-      <w:r>
-        <w:t xml:space="preserve"> </w:t>
-      </w:r>
-      <w:r>
         <w:rPr>
           <w:b/>
           <w:bCs/>
@@ -199,13 +275,39 @@
         <w:t xml:space="preserve"> </w:t>
       </w:r>
       <w:r>
-        <w:t xml:space="preserve">only once its context is registered</w:t>
-      </w:r>
-      <w:r>
-        <w:t xml:space="preserve"> </w:t>
-      </w:r>
-      <w:r>
-        <w:t xml:space="preserve">and green in a future revision of this file.</w:t>
+        <w:t xml:space="preserve">— the context is registered and a real</w:t>
+      </w:r>
+      <w:r>
+        <w:t xml:space="preserve"> </w:t>
+      </w:r>
+      <w:r>
+        <w:rPr>
+          <w:rStyle w:val="VerbatimChar"/>
+        </w:rPr>
+        <w:t xml:space="preserve">docs_chain verify</w:t>
+      </w:r>
+      <w:r>
+        <w:t xml:space="preserve"> </w:t>
+      </w:r>
+      <w:r>
+        <w:t xml:space="preserve">against it exits 0 (see</w:t>
+      </w:r>
+      <w:r>
+        <w:t xml:space="preserve"> </w:t>
+      </w:r>
+      <w:hyperlink w:anchor="X631fe5c1c43916e40c7acb80b90fd424774b8eb">
+        <w:r>
+          <w:rPr>
+            <w:rStyle w:val="Hyperlink"/>
+          </w:rPr>
+          <w:t xml:space="preserve">Appendix Z</w:t>
+        </w:r>
+      </w:hyperlink>
+      <w:r>
+        <w:t xml:space="preserve"> </w:t>
+      </w:r>
+      <w:r>
+        <w:t xml:space="preserve">for a worked one).</w:t>
       </w:r>
     </w:p>
     <w:p>
@@ -213,19 +315,120 @@
         <w:pStyle w:val="FirstParagraph"/>
       </w:pPr>
       <w:r>
-        <w:t xml:space="preserve">At the time of writing every recipe is PLANNED. These are ready-to-use</w:t>
-      </w:r>
-      <w:r>
-        <w:t xml:space="preserve"> </w:t>
-      </w:r>
-      <w:r>
-        <w:t xml:space="preserve">chain definitions a consuming project can stage now; they are not claims</w:t>
-      </w:r>
-      <w:r>
-        <w:t xml:space="preserve"> </w:t>
-      </w:r>
-      <w:r>
-        <w:t xml:space="preserve">that the engine processes them today.</w:t>
+        <w:t xml:space="preserve">The Phase 1–4 engine + CLI is built and tested (</w:t>
+      </w:r>
+      <w:r>
+        <w:rPr>
+          <w:rStyle w:val="VerbatimChar"/>
+        </w:rPr>
+        <w:t xml:space="preserve">go test -race ./...</w:t>
+      </w:r>
+      <w:r>
+        <w:t xml:space="preserve"> </w:t>
+      </w:r>
+      <w:r>
+        <w:t xml:space="preserve">passes; the</w:t>
+      </w:r>
+      <w:r>
+        <w:t xml:space="preserve"> </w:t>
+      </w:r>
+      <w:r>
+        <w:rPr>
+          <w:rStyle w:val="VerbatimChar"/>
+        </w:rPr>
+        <w:t xml:space="preserve">docs_chain</w:t>
+      </w:r>
+      <w:r>
+        <w:t xml:space="preserve"> </w:t>
+      </w:r>
+      <w:r>
+        <w:t xml:space="preserve">binary runs</w:t>
+      </w:r>
+      <w:r>
+        <w:t xml:space="preserve"> </w:t>
+      </w:r>
+      <w:r>
+        <w:rPr>
+          <w:rStyle w:val="VerbatimChar"/>
+        </w:rPr>
+        <w:t xml:space="preserve">sync</w:t>
+      </w:r>
+      <w:r>
+        <w:t xml:space="preserve">/</w:t>
+      </w:r>
+      <w:r>
+        <w:rPr>
+          <w:rStyle w:val="VerbatimChar"/>
+        </w:rPr>
+        <w:t xml:space="preserve">verify</w:t>
+      </w:r>
+      <w:r>
+        <w:t xml:space="preserve">/</w:t>
+      </w:r>
+      <w:r>
+        <w:rPr>
+          <w:rStyle w:val="VerbatimChar"/>
+        </w:rPr>
+        <w:t xml:space="preserve">doctor</w:t>
+      </w:r>
+      <w:r>
+        <w:t xml:space="preserve">/</w:t>
+      </w:r>
+      <w:r>
+        <w:rPr>
+          <w:rStyle w:val="VerbatimChar"/>
+        </w:rPr>
+        <w:t xml:space="preserve">graph</w:t>
+      </w:r>
+      <w:r>
+        <w:t xml:space="preserve"> </w:t>
+      </w:r>
+      <w:r>
+        <w:t xml:space="preserve">today). Recipes (a)–(h) below are still tagged</w:t>
+      </w:r>
+      <w:r>
+        <w:t xml:space="preserve"> </w:t>
+      </w:r>
+      <w:r>
+        <w:rPr>
+          <w:b/>
+          <w:bCs/>
+        </w:rPr>
+        <w:t xml:space="preserve">PLANNED (Phase 7)</w:t>
+      </w:r>
+      <w:r>
+        <w:t xml:space="preserve"> </w:t>
+      </w:r>
+      <w:r>
+        <w:t xml:space="preserve">because their</w:t>
+      </w:r>
+      <w:r>
+        <w:t xml:space="preserve"> </w:t>
+      </w:r>
+      <w:r>
+        <w:rPr>
+          <w:i/>
+          <w:iCs/>
+        </w:rPr>
+        <w:t xml:space="preserve">ATMOSphere registration</w:t>
+      </w:r>
+      <w:r>
+        <w:t xml:space="preserve"> </w:t>
+      </w:r>
+      <w:r>
+        <w:t xml:space="preserve">is the Phase-7 step — NOT because</w:t>
+      </w:r>
+      <w:r>
+        <w:t xml:space="preserve"> </w:t>
+      </w:r>
+      <w:r>
+        <w:t xml:space="preserve">the engine cannot process them. They are ready-to-use chain definitions a</w:t>
+      </w:r>
+      <w:r>
+        <w:t xml:space="preserve"> </w:t>
+      </w:r>
+      <w:r>
+        <w:t xml:space="preserve">consuming project can stage and run now.</w:t>
       </w:r>
     </w:p>
     <w:p>
@@ -841,6 +1044,72 @@
           </w:p>
         </w:tc>
       </w:tr>
+      <w:tr>
+        <w:tc>
+          <w:tcPr/>
+          <w:p>
+            <w:pPr>
+              <w:pStyle w:val="Compact"/>
+            </w:pPr>
+            <w:r>
+              <w:t xml:space="preserve">(Z)</w:t>
+            </w:r>
+          </w:p>
+        </w:tc>
+        <w:tc>
+          <w:tcPr/>
+          <w:p>
+            <w:pPr>
+              <w:pStyle w:val="Compact"/>
+            </w:pPr>
+            <w:hyperlink w:anchor="X631fe5c1c43916e40c7acb80b90fd424774b8eb">
+              <w:r>
+                <w:rPr>
+                  <w:rStyle w:val="Hyperlink"/>
+                </w:rPr>
+                <w:t xml:space="preserve">Worked consumer example (Herald) — relative-asset-stable exec exports</w:t>
+              </w:r>
+            </w:hyperlink>
+          </w:p>
+        </w:tc>
+        <w:tc>
+          <w:tcPr/>
+          <w:p>
+            <w:pPr>
+              <w:pStyle w:val="Compact"/>
+            </w:pPr>
+            <w:r>
+              <w:t xml:space="preserve">§11.4.65 · §11.4.50</w:t>
+            </w:r>
+          </w:p>
+        </w:tc>
+        <w:tc>
+          <w:tcPr/>
+          <w:p>
+            <w:pPr>
+              <w:pStyle w:val="Compact"/>
+            </w:pPr>
+            <w:r>
+              <w:t xml:space="preserve">Herald</w:t>
+            </w:r>
+            <w:r>
+              <w:t xml:space="preserve"> </w:t>
+            </w:r>
+            <w:r>
+              <w:rPr>
+                <w:rStyle w:val="VerbatimChar"/>
+              </w:rPr>
+              <w:t xml:space="preserve">scripts/export_docs.sh</w:t>
+            </w:r>
+            <w:r>
+              <w:t xml:space="preserve"> </w:t>
+            </w:r>
+            <w:r>
+              <w:t xml:space="preserve">(66-doc corpus)</w:t>
+            </w:r>
+          </w:p>
+        </w:tc>
+      </w:tr>
     </w:tbl>
     <w:p>
       <w:pPr>
@@ -851,7 +1120,40 @@
           <w:b/>
           <w:bCs/>
         </w:rPr>
-        <w:t xml:space="preserve">Catalogued scenario count: 8.</w:t>
+        <w:t xml:space="preserve">Catalogued scenario count: 8</w:t>
+      </w:r>
+      <w:r>
+        <w:t xml:space="preserve"> </w:t>
+      </w:r>
+      <w:r>
+        <w:t xml:space="preserve">designed recipes</w:t>
+      </w:r>
+      <w:r>
+        <w:t xml:space="preserve"> </w:t>
+      </w:r>
+      <w:r>
+        <w:rPr>
+          <w:b/>
+          <w:bCs/>
+        </w:rPr>
+        <w:t xml:space="preserve">+ 1 worked consumer</w:t>
+      </w:r>
+      <w:r>
+        <w:rPr>
+          <w:b/>
+          <w:bCs/>
+        </w:rPr>
+        <w:t xml:space="preserve"> </w:t>
+      </w:r>
+      <w:r>
+        <w:rPr>
+          <w:b/>
+          <w:bCs/>
+        </w:rPr>
+        <w:t xml:space="preserve">appendix (Z, IMPLEMENTED / verify-green)</w:t>
+      </w:r>
+      <w:r>
+        <w:t xml:space="preserve">.</w:t>
       </w:r>
     </w:p>
     <w:p>
@@ -14669,8 +14971,2513 @@
         <w:t xml:space="preserve">in sync when adding a recipe.</w:t>
       </w:r>
     </w:p>
+    <w:p>
+      <w:r>
+        <w:pict>
+          <v:rect style="width:0;height:1.5pt" o:hralign="center" o:hrstd="t" o:hr="t"/>
+        </w:pict>
+      </w:r>
+    </w:p>
     <w:bookmarkEnd w:id="19"/>
-    <w:bookmarkEnd w:id="20"/>
+    <w:bookmarkStart w:id="26" w:name="Xd31a99a1bd98ca1806ef9c69c9641a91e901909"/>
+    <w:p>
+      <w:pPr>
+        <w:pStyle w:val="Heading2"/>
+      </w:pPr>
+      <w:r>
+        <w:t xml:space="preserve">Appendix Z — Worked consumer example (Herald): relative-asset-stable</w:t>
+      </w:r>
+      <w:r>
+        <w:t xml:space="preserve"> </w:t>
+      </w:r>
+      <w:r>
+        <w:rPr>
+          <w:rStyle w:val="VerbatimChar"/>
+        </w:rPr>
+        <w:t xml:space="preserve">exec:</w:t>
+      </w:r>
+      <w:r>
+        <w:t xml:space="preserve"> </w:t>
+      </w:r>
+      <w:r>
+        <w:t xml:space="preserve">exports</w:t>
+      </w:r>
+    </w:p>
+    <w:p>
+      <w:pPr>
+        <w:pStyle w:val="FirstParagraph"/>
+      </w:pPr>
+      <w:r>
+        <w:rPr>
+          <w:b/>
+          <w:bCs/>
+        </w:rPr>
+        <w:t xml:space="preserve">Status: IMPLEMENTED — registered +</w:t>
+      </w:r>
+      <w:r>
+        <w:rPr>
+          <w:b/>
+          <w:bCs/>
+        </w:rPr>
+        <w:t xml:space="preserve"> </w:t>
+      </w:r>
+      <w:r>
+        <w:rPr>
+          <w:rStyle w:val="VerbatimChar"/>
+          <w:b/>
+          <w:bCs/>
+        </w:rPr>
+        <w:t xml:space="preserve">docs_chain verify</w:t>
+      </w:r>
+      <w:r>
+        <w:rPr>
+          <w:b/>
+          <w:bCs/>
+        </w:rPr>
+        <w:t xml:space="preserve"> </w:t>
+      </w:r>
+      <w:r>
+        <w:rPr>
+          <w:b/>
+          <w:bCs/>
+        </w:rPr>
+        <w:t xml:space="preserve">exit 0 across a</w:t>
+      </w:r>
+      <w:r>
+        <w:rPr>
+          <w:b/>
+          <w:bCs/>
+        </w:rPr>
+        <w:t xml:space="preserve"> </w:t>
+      </w:r>
+      <w:r>
+        <w:rPr>
+          <w:b/>
+          <w:bCs/>
+        </w:rPr>
+        <w:t xml:space="preserve">66-doc corpus.</w:t>
+      </w:r>
+    </w:p>
+    <w:p>
+      <w:pPr>
+        <w:pStyle w:val="BodyText"/>
+      </w:pPr>
+      <w:r>
+        <w:t xml:space="preserve">This is the canonical answer to</w:t>
+      </w:r>
+      <w:r>
+        <w:t xml:space="preserve"> </w:t>
+      </w:r>
+      <w:r>
+        <w:rPr>
+          <w:i/>
+          <w:iCs/>
+        </w:rPr>
+        <w:t xml:space="preserve">“how do I keep relative-asset exports</w:t>
+      </w:r>
+      <w:r>
+        <w:rPr>
+          <w:i/>
+          <w:iCs/>
+        </w:rPr>
+        <w:t xml:space="preserve"> </w:t>
+      </w:r>
+      <w:r>
+        <w:rPr>
+          <w:i/>
+          <w:iCs/>
+        </w:rPr>
+        <w:t xml:space="preserve">(CSS /</w:t>
+      </w:r>
+      <w:r>
+        <w:rPr>
+          <w:i/>
+          <w:iCs/>
+        </w:rPr>
+        <w:t xml:space="preserve"> </w:t>
+      </w:r>
+      <w:r>
+        <w:rPr>
+          <w:rStyle w:val="VerbatimChar"/>
+          <w:i/>
+          <w:iCs/>
+        </w:rPr>
+        <w:t xml:space="preserve">&lt;img&gt;</w:t>
+      </w:r>
+      <w:r>
+        <w:rPr>
+          <w:i/>
+          <w:iCs/>
+        </w:rPr>
+        <w:t xml:space="preserve">) verify-stable?”</w:t>
+      </w:r>
+      <w:r>
+        <w:t xml:space="preserve"> </w:t>
+      </w:r>
+      <w:r>
+        <w:t xml:space="preserve">— the first real downstream consumer</w:t>
+      </w:r>
+      <w:r>
+        <w:t xml:space="preserve"> </w:t>
+      </w:r>
+      <w:r>
+        <w:t xml:space="preserve">(</w:t>
+      </w:r>
+      <w:hyperlink r:id="rId20">
+        <w:r>
+          <w:rPr>
+            <w:rStyle w:val="Hyperlink"/>
+          </w:rPr>
+          <w:t xml:space="preserve">Herald</w:t>
+        </w:r>
+      </w:hyperlink>
+      <w:r>
+        <w:t xml:space="preserve">) discovered the</w:t>
+      </w:r>
+      <w:r>
+        <w:t xml:space="preserve"> </w:t>
+      </w:r>
+      <w:r>
+        <w:t xml:space="preserve">pattern, and it is non-obvious enough to capture here. Herald wired its</w:t>
+      </w:r>
+      <w:r>
+        <w:t xml:space="preserve"> </w:t>
+      </w:r>
+      <w:r>
+        <w:t xml:space="preserve">full 66-doc Markdown→HTML/PDF/DOCX corpus to the Phase-4 engine via</w:t>
+      </w:r>
+      <w:r>
+        <w:t xml:space="preserve"> </w:t>
+      </w:r>
+      <w:r>
+        <w:t xml:space="preserve">per-directory</w:t>
+      </w:r>
+      <w:r>
+        <w:t xml:space="preserve"> </w:t>
+      </w:r>
+      <w:r>
+        <w:rPr>
+          <w:rStyle w:val="VerbatimChar"/>
+        </w:rPr>
+        <w:t xml:space="preserve">exec:</w:t>
+      </w:r>
+      <w:r>
+        <w:t xml:space="preserve"> </w:t>
+      </w:r>
+      <w:r>
+        <w:t xml:space="preserve">transform wrappers that replicate its exact pandoc</w:t>
+      </w:r>
+      <w:r>
+        <w:t xml:space="preserve"> </w:t>
+      </w:r>
+      <w:r>
+        <w:t xml:space="preserve">flags and</w:t>
+      </w:r>
+      <w:r>
+        <w:t xml:space="preserve"> </w:t>
+      </w:r>
+      <w:r>
+        <w:rPr>
+          <w:rStyle w:val="VerbatimChar"/>
+        </w:rPr>
+        <w:t xml:space="preserve">SOURCE_DATE_EPOCH</w:t>
+      </w:r>
+      <w:r>
+        <w:t xml:space="preserve">, then proved it end-to-end (</w:t>
+      </w:r>
+      <w:r>
+        <w:rPr>
+          <w:rStyle w:val="VerbatimChar"/>
+        </w:rPr>
+        <w:t xml:space="preserve">verify</w:t>
+      </w:r>
+      <w:r>
+        <w:t xml:space="preserve"> </w:t>
+      </w:r>
+      <w:r>
+        <w:t xml:space="preserve">exit 0</w:t>
+      </w:r>
+      <w:r>
+        <w:t xml:space="preserve"> </w:t>
+      </w:r>
+      <w:r>
+        <w:t xml:space="preserve">across all 66 docs, HTML byte-identical to the prior</w:t>
+      </w:r>
+      <w:r>
+        <w:t xml:space="preserve"> </w:t>
+      </w:r>
+      <w:r>
+        <w:rPr>
+          <w:rStyle w:val="VerbatimChar"/>
+        </w:rPr>
+        <w:t xml:space="preserve">export_docs.sh</w:t>
+      </w:r>
+      <w:r>
+        <w:t xml:space="preserve"> </w:t>
+      </w:r>
+      <w:r>
+        <w:t xml:space="preserve">output).</w:t>
+      </w:r>
+    </w:p>
+    <w:bookmarkStart w:id="21" w:name="the-non-obvious-problem"/>
+    <w:p>
+      <w:pPr>
+        <w:pStyle w:val="Heading3"/>
+      </w:pPr>
+      <w:r>
+        <w:t xml:space="preserve">The non-obvious problem</w:t>
+      </w:r>
+    </w:p>
+    <w:p>
+      <w:pPr>
+        <w:pStyle w:val="FirstParagraph"/>
+      </w:pPr>
+      <w:r>
+        <w:t xml:space="preserve">During</w:t>
+      </w:r>
+      <w:r>
+        <w:t xml:space="preserve"> </w:t>
+      </w:r>
+      <w:r>
+        <w:rPr>
+          <w:rStyle w:val="VerbatimChar"/>
+        </w:rPr>
+        <w:t xml:space="preserve">sync</w:t>
+      </w:r>
+      <w:r>
+        <w:t xml:space="preserve"> </w:t>
+      </w:r>
+      <w:r>
+        <w:t xml:space="preserve">and</w:t>
+      </w:r>
+      <w:r>
+        <w:t xml:space="preserve"> </w:t>
+      </w:r>
+      <w:r>
+        <w:rPr>
+          <w:rStyle w:val="VerbatimChar"/>
+        </w:rPr>
+        <w:t xml:space="preserve">verify</w:t>
+      </w:r>
+      <w:r>
+        <w:t xml:space="preserve">, Docs Chain</w:t>
+      </w:r>
+      <w:r>
+        <w:t xml:space="preserve"> </w:t>
+      </w:r>
+      <w:r>
+        <w:rPr>
+          <w:b/>
+          <w:bCs/>
+        </w:rPr>
+        <w:t xml:space="preserve">stages each input to a temp</w:t>
+      </w:r>
+      <w:r>
+        <w:rPr>
+          <w:b/>
+          <w:bCs/>
+        </w:rPr>
+        <w:t xml:space="preserve"> </w:t>
+      </w:r>
+      <w:r>
+        <w:rPr>
+          <w:b/>
+          <w:bCs/>
+        </w:rPr>
+        <w:t xml:space="preserve">file</w:t>
+      </w:r>
+      <w:r>
+        <w:t xml:space="preserve"> </w:t>
+      </w:r>
+      <w:r>
+        <w:t xml:space="preserve">and runs the</w:t>
+      </w:r>
+      <w:r>
+        <w:t xml:space="preserve"> </w:t>
+      </w:r>
+      <w:r>
+        <w:rPr>
+          <w:rStyle w:val="VerbatimChar"/>
+        </w:rPr>
+        <w:t xml:space="preserve">exec:</w:t>
+      </w:r>
+      <w:r>
+        <w:t xml:space="preserve"> </w:t>
+      </w:r>
+      <w:r>
+        <w:t xml:space="preserve">command with</w:t>
+      </w:r>
+      <w:r>
+        <w:t xml:space="preserve"> </w:t>
+      </w:r>
+      <w:r>
+        <w:rPr>
+          <w:b/>
+          <w:bCs/>
+        </w:rPr>
+        <w:t xml:space="preserve">cwd = projectRoot</w:t>
+      </w:r>
+      <w:r>
+        <w:t xml:space="preserve"> </w:t>
+      </w:r>
+      <w:r>
+        <w:t xml:space="preserve">(see</w:t>
+      </w:r>
+      <w:r>
+        <w:t xml:space="preserve"> </w:t>
+      </w:r>
+      <w:r>
+        <w:rPr>
+          <w:rStyle w:val="VerbatimChar"/>
+        </w:rPr>
+        <w:t xml:space="preserve">internal/runner/runner.go</w:t>
+      </w:r>
+      <w:r>
+        <w:t xml:space="preserve"> </w:t>
+      </w:r>
+      <w:r>
+        <w:rPr>
+          <w:rStyle w:val="VerbatimChar"/>
+        </w:rPr>
+        <w:t xml:space="preserve">execTransform</w:t>
+      </w:r>
+      <w:r>
+        <w:t xml:space="preserve">: inputs are written to</w:t>
+      </w:r>
+      <w:r>
+        <w:t xml:space="preserve"> </w:t>
+      </w:r>
+      <w:r>
+        <w:rPr>
+          <w:rStyle w:val="VerbatimChar"/>
+        </w:rPr>
+        <w:t xml:space="preserve">os.CreateTemp</w:t>
+      </w:r>
+      <w:r>
+        <w:t xml:space="preserve"> </w:t>
+      </w:r>
+      <w:r>
+        <w:t xml:space="preserve">paths, the staged output temp path is appended, and</w:t>
+      </w:r>
+      <w:r>
+        <w:t xml:space="preserve"> </w:t>
+      </w:r>
+      <w:r>
+        <w:rPr>
+          <w:rStyle w:val="VerbatimChar"/>
+        </w:rPr>
+        <w:t xml:space="preserve">cmd.Dir = projectRoot</w:t>
+      </w:r>
+      <w:r>
+        <w:t xml:space="preserve">). During</w:t>
+      </w:r>
+      <w:r>
+        <w:t xml:space="preserve"> </w:t>
+      </w:r>
+      <w:r>
+        <w:rPr>
+          <w:rStyle w:val="VerbatimChar"/>
+        </w:rPr>
+        <w:t xml:space="preserve">verify</w:t>
+      </w:r>
+      <w:r>
+        <w:t xml:space="preserve"> </w:t>
+      </w:r>
+      <w:r>
+        <w:t xml:space="preserve">the output is additionally</w:t>
+      </w:r>
+      <w:r>
+        <w:t xml:space="preserve"> </w:t>
+      </w:r>
+      <w:r>
+        <w:t xml:space="preserve">redirected to a per-run</w:t>
+      </w:r>
+      <w:r>
+        <w:t xml:space="preserve"> </w:t>
+      </w:r>
+      <w:r>
+        <w:rPr>
+          <w:rStyle w:val="VerbatimChar"/>
+        </w:rPr>
+        <w:t xml:space="preserve">docs_chain_verify_*</w:t>
+      </w:r>
+      <w:r>
+        <w:t xml:space="preserve"> </w:t>
+      </w:r>
+      <w:r>
+        <w:t xml:space="preserve">temp dir.</w:t>
+      </w:r>
+    </w:p>
+    <w:p>
+      <w:pPr>
+        <w:pStyle w:val="BodyText"/>
+      </w:pPr>
+      <w:r>
+        <w:t xml:space="preserve">That means a wrapper that resolves a</w:t>
+      </w:r>
+      <w:r>
+        <w:t xml:space="preserve"> </w:t>
+      </w:r>
+      <w:r>
+        <w:rPr>
+          <w:b/>
+          <w:bCs/>
+        </w:rPr>
+        <w:t xml:space="preserve">relative</w:t>
+      </w:r>
+      <w:r>
+        <w:t xml:space="preserve"> </w:t>
+      </w:r>
+      <w:r>
+        <w:t xml:space="preserve">asset —</w:t>
+      </w:r>
+      <w:r>
+        <w:t xml:space="preserve"> </w:t>
+      </w:r>
+      <w:r>
+        <w:rPr>
+          <w:rStyle w:val="VerbatimChar"/>
+        </w:rPr>
+        <w:t xml:space="preserve">--css print.css</w:t>
+      </w:r>
+      <w:r>
+        <w:t xml:space="preserve">, or a Markdown</w:t>
+      </w:r>
+      <w:r>
+        <w:t xml:space="preserve"> </w:t>
+      </w:r>
+      <w:r>
+        <w:rPr>
+          <w:rStyle w:val="VerbatimChar"/>
+        </w:rPr>
+        <w:t xml:space="preserve">&lt;img src="../assets/logo.png"&gt;</w:t>
+      </w:r>
+      <w:r>
+        <w:t xml:space="preserve"> </w:t>
+      </w:r>
+      <w:r>
+        <w:t xml:space="preserve">that pandoc</w:t>
+      </w:r>
+      <w:r>
+        <w:t xml:space="preserve"> </w:t>
+      </w:r>
+      <w:r>
+        <w:t xml:space="preserve">resolves relative to the</w:t>
+      </w:r>
+      <w:r>
+        <w:t xml:space="preserve"> </w:t>
+      </w:r>
+      <w:r>
+        <w:rPr>
+          <w:i/>
+          <w:iCs/>
+        </w:rPr>
+        <w:t xml:space="preserve">input file’s</w:t>
+      </w:r>
+      <w:r>
+        <w:t xml:space="preserve"> </w:t>
+      </w:r>
+      <w:r>
+        <w:t xml:space="preserve">directory — will resolve it</w:t>
+      </w:r>
+      <w:r>
+        <w:t xml:space="preserve"> </w:t>
+      </w:r>
+      <w:r>
+        <w:rPr>
+          <w:b/>
+          <w:bCs/>
+        </w:rPr>
+        <w:t xml:space="preserve">differently</w:t>
+      </w:r>
+      <w:r>
+        <w:t xml:space="preserve"> </w:t>
+      </w:r>
+      <w:r>
+        <w:t xml:space="preserve">between:</w:t>
+      </w:r>
+    </w:p>
+    <w:p>
+      <w:pPr>
+        <w:pStyle w:val="Compact"/>
+        <w:numPr>
+          <w:ilvl w:val="0"/>
+          <w:numId w:val="1011"/>
+        </w:numPr>
+      </w:pPr>
+      <w:r>
+        <w:t xml:space="preserve">the human’s ad-hoc run (cwd = the doc’s real directory), and</w:t>
+      </w:r>
+    </w:p>
+    <w:p>
+      <w:pPr>
+        <w:pStyle w:val="Compact"/>
+        <w:numPr>
+          <w:ilvl w:val="0"/>
+          <w:numId w:val="1011"/>
+        </w:numPr>
+      </w:pPr>
+      <w:r>
+        <w:t xml:space="preserve">the Docs Chain run (input is a temp file; cwd = projectRoot).</w:t>
+      </w:r>
+    </w:p>
+    <w:p>
+      <w:pPr>
+        <w:pStyle w:val="FirstParagraph"/>
+      </w:pPr>
+      <w:r>
+        <w:t xml:space="preserve">The two renders then differ byte-for-byte, so</w:t>
+      </w:r>
+      <w:r>
+        <w:t xml:space="preserve"> </w:t>
+      </w:r>
+      <w:r>
+        <w:rPr>
+          <w:rStyle w:val="VerbatimChar"/>
+        </w:rPr>
+        <w:t xml:space="preserve">verify</w:t>
+      </w:r>
+      <w:r>
+        <w:t xml:space="preserve"> </w:t>
+      </w:r>
+      <w:r>
+        <w:t xml:space="preserve">falsely reports</w:t>
+      </w:r>
+      <w:r>
+        <w:t xml:space="preserve"> </w:t>
+      </w:r>
+      <w:r>
+        <w:t xml:space="preserve">drift even though nothing meaningful changed. A non-deterministic /</w:t>
+      </w:r>
+      <w:r>
+        <w:t xml:space="preserve"> </w:t>
+      </w:r>
+      <w:r>
+        <w:t xml:space="preserve">context-dependent transform is a §11.4.50 violation.</w:t>
+      </w:r>
+    </w:p>
+    <w:bookmarkEnd w:id="21"/>
+    <w:bookmarkStart w:id="22" w:name="Xf9cc208438529e1cc789360583288e80e00d29f"/>
+    <w:p>
+      <w:pPr>
+        <w:pStyle w:val="Heading3"/>
+      </w:pPr>
+      <w:r>
+        <w:t xml:space="preserve">The fix — pass the doc’s real directory as an</w:t>
+      </w:r>
+      <w:r>
+        <w:t xml:space="preserve"> </w:t>
+      </w:r>
+      <w:r>
+        <w:rPr>
+          <w:rStyle w:val="VerbatimChar"/>
+        </w:rPr>
+        <w:t xml:space="preserve">args:</w:t>
+      </w:r>
+      <w:r>
+        <w:t xml:space="preserve"> </w:t>
+      </w:r>
+      <w:r>
+        <w:t xml:space="preserve">entry</w:t>
+      </w:r>
+    </w:p>
+    <w:p>
+      <w:pPr>
+        <w:pStyle w:val="FirstParagraph"/>
+      </w:pPr>
+      <w:r>
+        <w:t xml:space="preserve">Give each per-directory transform variant the doc’s</w:t>
+      </w:r>
+      <w:r>
+        <w:t xml:space="preserve"> </w:t>
+      </w:r>
+      <w:r>
+        <w:rPr>
+          <w:b/>
+          <w:bCs/>
+        </w:rPr>
+        <w:t xml:space="preserve">real directory</w:t>
+      </w:r>
+      <w:r>
+        <w:t xml:space="preserve"> </w:t>
+      </w:r>
+      <w:r>
+        <w:t xml:space="preserve">as</w:t>
+      </w:r>
+      <w:r>
+        <w:t xml:space="preserve"> </w:t>
+      </w:r>
+      <w:r>
+        <w:t xml:space="preserve">a trailing</w:t>
+      </w:r>
+      <w:r>
+        <w:t xml:space="preserve"> </w:t>
+      </w:r>
+      <w:r>
+        <w:rPr>
+          <w:rStyle w:val="VerbatimChar"/>
+        </w:rPr>
+        <w:t xml:space="preserve">args:</w:t>
+      </w:r>
+      <w:r>
+        <w:t xml:space="preserve"> </w:t>
+      </w:r>
+      <w:r>
+        <w:t xml:space="preserve">value. Docs Chain appends</w:t>
+      </w:r>
+      <w:r>
+        <w:t xml:space="preserve"> </w:t>
+      </w:r>
+      <w:r>
+        <w:rPr>
+          <w:rStyle w:val="VerbatimChar"/>
+        </w:rPr>
+        <w:t xml:space="preserve">args:</w:t>
+      </w:r>
+      <w:r>
+        <w:t xml:space="preserve"> </w:t>
+      </w:r>
+      <w:r>
+        <w:rPr>
+          <w:i/>
+          <w:iCs/>
+        </w:rPr>
+        <w:t xml:space="preserve">after</w:t>
+      </w:r>
+      <w:r>
+        <w:t xml:space="preserve"> </w:t>
+      </w:r>
+      <w:r>
+        <w:t xml:space="preserve">the staged</w:t>
+      </w:r>
+      <w:r>
+        <w:t xml:space="preserve"> </w:t>
+      </w:r>
+      <w:r>
+        <w:t xml:space="preserve">input/output temp paths (CONFIG_SCHEMA §5.2), so the wrapper receives:</w:t>
+      </w:r>
+    </w:p>
+    <w:p>
+      <w:pPr>
+        <w:pStyle w:val="SourceCode"/>
+      </w:pPr>
+      <w:r>
+        <w:rPr>
+          <w:rStyle w:val="VerbatimChar"/>
+        </w:rPr>
+        <w:t xml:space="preserve">$1 = staged input temp path   (the .md content, in a temp file)</w:t>
+      </w:r>
+      <w:r>
+        <w:br/>
+      </w:r>
+      <w:r>
+        <w:rPr>
+          <w:rStyle w:val="VerbatimChar"/>
+        </w:rPr>
+        <w:t xml:space="preserve">$2 = staged output temp path   (where the wrapper MUST write its result)</w:t>
+      </w:r>
+      <w:r>
+        <w:br/>
+      </w:r>
+      <w:r>
+        <w:rPr>
+          <w:rStyle w:val="VerbatimChar"/>
+        </w:rPr>
+        <w:t xml:space="preserve">$3 = the doc's real directory  (passed via args:, so relative assets resolve)</w:t>
+      </w:r>
+    </w:p>
+    <w:p>
+      <w:pPr>
+        <w:pStyle w:val="FirstParagraph"/>
+      </w:pPr>
+      <w:r>
+        <w:t xml:space="preserve">The wrapper</w:t>
+      </w:r>
+      <w:r>
+        <w:t xml:space="preserve"> </w:t>
+      </w:r>
+      <w:r>
+        <w:rPr>
+          <w:rStyle w:val="VerbatimChar"/>
+        </w:rPr>
+        <w:t xml:space="preserve">cd</w:t>
+      </w:r>
+      <w:r>
+        <w:t xml:space="preserve">s into</w:t>
+      </w:r>
+      <w:r>
+        <w:t xml:space="preserve"> </w:t>
+      </w:r>
+      <w:r>
+        <w:rPr>
+          <w:rStyle w:val="VerbatimChar"/>
+        </w:rPr>
+        <w:t xml:space="preserve">$3</w:t>
+      </w:r>
+      <w:r>
+        <w:t xml:space="preserve"> </w:t>
+      </w:r>
+      <w:r>
+        <w:t xml:space="preserve">(the real dir) before invoking pandoc, so</w:t>
+      </w:r>
+      <w:r>
+        <w:t xml:space="preserve"> </w:t>
+      </w:r>
+      <w:r>
+        <w:t xml:space="preserve">relative</w:t>
+      </w:r>
+      <w:r>
+        <w:t xml:space="preserve"> </w:t>
+      </w:r>
+      <w:r>
+        <w:rPr>
+          <w:rStyle w:val="VerbatimChar"/>
+        </w:rPr>
+        <w:t xml:space="preserve">--css</w:t>
+      </w:r>
+      <w:r>
+        <w:t xml:space="preserve"> </w:t>
+      </w:r>
+      <w:r>
+        <w:t xml:space="preserve">/</w:t>
+      </w:r>
+      <w:r>
+        <w:t xml:space="preserve"> </w:t>
+      </w:r>
+      <w:r>
+        <w:rPr>
+          <w:rStyle w:val="VerbatimChar"/>
+        </w:rPr>
+        <w:t xml:space="preserve">&lt;img&gt;</w:t>
+      </w:r>
+      <w:r>
+        <w:t xml:space="preserve"> </w:t>
+      </w:r>
+      <w:r>
+        <w:t xml:space="preserve">paths resolve</w:t>
+      </w:r>
+      <w:r>
+        <w:t xml:space="preserve"> </w:t>
+      </w:r>
+      <w:r>
+        <w:rPr>
+          <w:b/>
+          <w:bCs/>
+        </w:rPr>
+        <w:t xml:space="preserve">identically in</w:t>
+      </w:r>
+      <w:r>
+        <w:rPr>
+          <w:b/>
+          <w:bCs/>
+        </w:rPr>
+        <w:t xml:space="preserve"> </w:t>
+      </w:r>
+      <w:r>
+        <w:rPr>
+          <w:rStyle w:val="VerbatimChar"/>
+          <w:b/>
+          <w:bCs/>
+        </w:rPr>
+        <w:t xml:space="preserve">sync</w:t>
+      </w:r>
+      <w:r>
+        <w:rPr>
+          <w:b/>
+          <w:bCs/>
+        </w:rPr>
+        <w:t xml:space="preserve"> </w:t>
+      </w:r>
+      <w:r>
+        <w:rPr>
+          <w:b/>
+          <w:bCs/>
+        </w:rPr>
+        <w:t xml:space="preserve">and</w:t>
+      </w:r>
+      <w:r>
+        <w:rPr>
+          <w:b/>
+          <w:bCs/>
+        </w:rPr>
+        <w:t xml:space="preserve"> </w:t>
+      </w:r>
+      <w:r>
+        <w:rPr>
+          <w:rStyle w:val="VerbatimChar"/>
+          <w:b/>
+          <w:bCs/>
+        </w:rPr>
+        <w:t xml:space="preserve">verify</w:t>
+      </w:r>
+      <w:r>
+        <w:t xml:space="preserve"> </w:t>
+      </w:r>
+      <w:r>
+        <w:t xml:space="preserve">regardless of where the input was staged or what cwd Docs Chain</w:t>
+      </w:r>
+      <w:r>
+        <w:t xml:space="preserve"> </w:t>
+      </w:r>
+      <w:r>
+        <w:t xml:space="preserve">used.</w:t>
+      </w:r>
+    </w:p>
+    <w:bookmarkEnd w:id="22"/>
+    <w:bookmarkStart w:id="23" w:name="minimal-context-snippet"/>
+    <w:p>
+      <w:pPr>
+        <w:pStyle w:val="Heading3"/>
+      </w:pPr>
+      <w:r>
+        <w:t xml:space="preserve">Minimal context snippet</w:t>
+      </w:r>
+    </w:p>
+    <w:p>
+      <w:pPr>
+        <w:pStyle w:val="FirstParagraph"/>
+      </w:pPr>
+      <w:r>
+        <w:t xml:space="preserve">One transform variant per source directory (because the real dir differs</w:t>
+      </w:r>
+      <w:r>
+        <w:t xml:space="preserve"> </w:t>
+      </w:r>
+      <w:r>
+        <w:t xml:space="preserve">per directory; docs in the same directory share a variant):</w:t>
+      </w:r>
+    </w:p>
+    <w:p>
+      <w:pPr>
+        <w:pStyle w:val="SourceCode"/>
+      </w:pPr>
+      <w:r>
+        <w:rPr>
+          <w:rStyle w:val="CommentTok"/>
+        </w:rPr>
+        <w:t xml:space="preserve"># .docs_chain/contexts/corpus.yaml  (excerpt)</w:t>
+      </w:r>
+      <w:r>
+        <w:br/>
+      </w:r>
+      <w:r>
+        <w:rPr>
+          <w:rStyle w:val="FunctionTok"/>
+        </w:rPr>
+        <w:t xml:space="preserve">context</w:t>
+      </w:r>
+      <w:r>
+        <w:rPr>
+          <w:rStyle w:val="KeywordTok"/>
+        </w:rPr>
+        <w:t xml:space="preserve">:</w:t>
+      </w:r>
+      <w:r>
+        <w:rPr>
+          <w:rStyle w:val="AttributeTok"/>
+        </w:rPr>
+        <w:t xml:space="preserve"> corpus</w:t>
+      </w:r>
+      <w:r>
+        <w:br/>
+      </w:r>
+      <w:r>
+        <w:rPr>
+          <w:rStyle w:val="FunctionTok"/>
+        </w:rPr>
+        <w:t xml:space="preserve">description</w:t>
+      </w:r>
+      <w:r>
+        <w:rPr>
+          <w:rStyle w:val="KeywordTok"/>
+        </w:rPr>
+        <w:t xml:space="preserve">:</w:t>
+      </w:r>
+      <w:r>
+        <w:rPr>
+          <w:rStyle w:val="AttributeTok"/>
+        </w:rPr>
+        <w:t xml:space="preserve"> Markdown corpus -&gt; html, relative-asset-stable via exec wrappers</w:t>
+      </w:r>
+      <w:r>
+        <w:br/>
+      </w:r>
+      <w:r>
+        <w:rPr>
+          <w:rStyle w:val="FunctionTok"/>
+        </w:rPr>
+        <w:t xml:space="preserve">nodes</w:t>
+      </w:r>
+      <w:r>
+        <w:rPr>
+          <w:rStyle w:val="KeywordTok"/>
+        </w:rPr>
+        <w:t xml:space="preserve">:</w:t>
+      </w:r>
+      <w:r>
+        <w:br/>
+      </w:r>
+      <w:r>
+        <w:rPr>
+          <w:rStyle w:val="AttributeTok"/>
+        </w:rPr>
+        <w:t xml:space="preserve">  </w:t>
+      </w:r>
+      <w:r>
+        <w:rPr>
+          <w:rStyle w:val="FunctionTok"/>
+        </w:rPr>
+        <w:t xml:space="preserve">guide_md</w:t>
+      </w:r>
+      <w:r>
+        <w:rPr>
+          <w:rStyle w:val="KeywordTok"/>
+        </w:rPr>
+        <w:t xml:space="preserve">:</w:t>
+      </w:r>
+      <w:r>
+        <w:rPr>
+          <w:rStyle w:val="AttributeTok"/>
+        </w:rPr>
+        <w:t xml:space="preserve">   </w:t>
+      </w:r>
+      <w:r>
+        <w:rPr>
+          <w:rStyle w:val="KeywordTok"/>
+        </w:rPr>
+        <w:t xml:space="preserve">{</w:t>
+      </w:r>
+      <w:r>
+        <w:rPr>
+          <w:rStyle w:val="AttributeTok"/>
+        </w:rPr>
+        <w:t xml:space="preserve"> </w:t>
+      </w:r>
+      <w:r>
+        <w:rPr>
+          <w:rStyle w:val="FunctionTok"/>
+        </w:rPr>
+        <w:t xml:space="preserve">kind</w:t>
+      </w:r>
+      <w:r>
+        <w:rPr>
+          <w:rStyle w:val="KeywordTok"/>
+        </w:rPr>
+        <w:t xml:space="preserve">:</w:t>
+      </w:r>
+      <w:r>
+        <w:rPr>
+          <w:rStyle w:val="AttributeTok"/>
+        </w:rPr>
+        <w:t xml:space="preserve"> markdown</w:t>
+      </w:r>
+      <w:r>
+        <w:rPr>
+          <w:rStyle w:val="KeywordTok"/>
+        </w:rPr>
+        <w:t xml:space="preserve">,</w:t>
+      </w:r>
+      <w:r>
+        <w:rPr>
+          <w:rStyle w:val="AttributeTok"/>
+        </w:rPr>
+        <w:t xml:space="preserve"> </w:t>
+      </w:r>
+      <w:r>
+        <w:rPr>
+          <w:rStyle w:val="FunctionTok"/>
+        </w:rPr>
+        <w:t xml:space="preserve">path</w:t>
+      </w:r>
+      <w:r>
+        <w:rPr>
+          <w:rStyle w:val="KeywordTok"/>
+        </w:rPr>
+        <w:t xml:space="preserve">:</w:t>
+      </w:r>
+      <w:r>
+        <w:rPr>
+          <w:rStyle w:val="AttributeTok"/>
+        </w:rPr>
+        <w:t xml:space="preserve"> docs/guides/SETUP.md </w:t>
+      </w:r>
+      <w:r>
+        <w:rPr>
+          <w:rStyle w:val="KeywordTok"/>
+        </w:rPr>
+        <w:t xml:space="preserve">}</w:t>
+      </w:r>
+      <w:r>
+        <w:br/>
+      </w:r>
+      <w:r>
+        <w:rPr>
+          <w:rStyle w:val="AttributeTok"/>
+        </w:rPr>
+        <w:t xml:space="preserve">  </w:t>
+      </w:r>
+      <w:r>
+        <w:rPr>
+          <w:rStyle w:val="FunctionTok"/>
+        </w:rPr>
+        <w:t xml:space="preserve">guide_html</w:t>
+      </w:r>
+      <w:r>
+        <w:rPr>
+          <w:rStyle w:val="KeywordTok"/>
+        </w:rPr>
+        <w:t xml:space="preserve">:</w:t>
+      </w:r>
+      <w:r>
+        <w:rPr>
+          <w:rStyle w:val="AttributeTok"/>
+        </w:rPr>
+        <w:t xml:space="preserve"> </w:t>
+      </w:r>
+      <w:r>
+        <w:rPr>
+          <w:rStyle w:val="KeywordTok"/>
+        </w:rPr>
+        <w:t xml:space="preserve">{</w:t>
+      </w:r>
+      <w:r>
+        <w:rPr>
+          <w:rStyle w:val="AttributeTok"/>
+        </w:rPr>
+        <w:t xml:space="preserve"> </w:t>
+      </w:r>
+      <w:r>
+        <w:rPr>
+          <w:rStyle w:val="FunctionTok"/>
+        </w:rPr>
+        <w:t xml:space="preserve">kind</w:t>
+      </w:r>
+      <w:r>
+        <w:rPr>
+          <w:rStyle w:val="KeywordTok"/>
+        </w:rPr>
+        <w:t xml:space="preserve">:</w:t>
+      </w:r>
+      <w:r>
+        <w:rPr>
+          <w:rStyle w:val="AttributeTok"/>
+        </w:rPr>
+        <w:t xml:space="preserve"> html</w:t>
+      </w:r>
+      <w:r>
+        <w:rPr>
+          <w:rStyle w:val="KeywordTok"/>
+        </w:rPr>
+        <w:t xml:space="preserve">,</w:t>
+      </w:r>
+      <w:r>
+        <w:rPr>
+          <w:rStyle w:val="AttributeTok"/>
+        </w:rPr>
+        <w:t xml:space="preserve">     </w:t>
+      </w:r>
+      <w:r>
+        <w:rPr>
+          <w:rStyle w:val="FunctionTok"/>
+        </w:rPr>
+        <w:t xml:space="preserve">path</w:t>
+      </w:r>
+      <w:r>
+        <w:rPr>
+          <w:rStyle w:val="KeywordTok"/>
+        </w:rPr>
+        <w:t xml:space="preserve">:</w:t>
+      </w:r>
+      <w:r>
+        <w:rPr>
+          <w:rStyle w:val="AttributeTok"/>
+        </w:rPr>
+        <w:t xml:space="preserve"> docs/guides/SETUP.html </w:t>
+      </w:r>
+      <w:r>
+        <w:rPr>
+          <w:rStyle w:val="KeywordTok"/>
+        </w:rPr>
+        <w:t xml:space="preserve">}</w:t>
+      </w:r>
+      <w:r>
+        <w:br/>
+      </w:r>
+      <w:r>
+        <w:rPr>
+          <w:rStyle w:val="CommentTok"/>
+        </w:rPr>
+        <w:t xml:space="preserve">  # ... one md+html (+pdf/docx) node pair per corpus doc ...</w:t>
+      </w:r>
+      <w:r>
+        <w:br/>
+      </w:r>
+      <w:r>
+        <w:rPr>
+          <w:rStyle w:val="FunctionTok"/>
+        </w:rPr>
+        <w:t xml:space="preserve">edges</w:t>
+      </w:r>
+      <w:r>
+        <w:rPr>
+          <w:rStyle w:val="KeywordTok"/>
+        </w:rPr>
+        <w:t xml:space="preserve">:</w:t>
+      </w:r>
+      <w:r>
+        <w:br/>
+      </w:r>
+      <w:r>
+        <w:rPr>
+          <w:rStyle w:val="AttributeTok"/>
+        </w:rPr>
+        <w:t xml:space="preserve">  </w:t>
+      </w:r>
+      <w:r>
+        <w:rPr>
+          <w:rStyle w:val="KeywordTok"/>
+        </w:rPr>
+        <w:t xml:space="preserve">-</w:t>
+      </w:r>
+      <w:r>
+        <w:rPr>
+          <w:rStyle w:val="AttributeTok"/>
+        </w:rPr>
+        <w:t xml:space="preserve"> </w:t>
+      </w:r>
+      <w:r>
+        <w:rPr>
+          <w:rStyle w:val="KeywordTok"/>
+        </w:rPr>
+        <w:t xml:space="preserve">{</w:t>
+      </w:r>
+      <w:r>
+        <w:rPr>
+          <w:rStyle w:val="AttributeTok"/>
+        </w:rPr>
+        <w:t xml:space="preserve"> </w:t>
+      </w:r>
+      <w:r>
+        <w:rPr>
+          <w:rStyle w:val="FunctionTok"/>
+        </w:rPr>
+        <w:t xml:space="preserve">type</w:t>
+      </w:r>
+      <w:r>
+        <w:rPr>
+          <w:rStyle w:val="KeywordTok"/>
+        </w:rPr>
+        <w:t xml:space="preserve">:</w:t>
+      </w:r>
+      <w:r>
+        <w:rPr>
+          <w:rStyle w:val="AttributeTok"/>
+        </w:rPr>
+        <w:t xml:space="preserve"> derive-from</w:t>
+      </w:r>
+      <w:r>
+        <w:rPr>
+          <w:rStyle w:val="KeywordTok"/>
+        </w:rPr>
+        <w:t xml:space="preserve">,</w:t>
+      </w:r>
+      <w:r>
+        <w:rPr>
+          <w:rStyle w:val="AttributeTok"/>
+        </w:rPr>
+        <w:t xml:space="preserve"> </w:t>
+      </w:r>
+      <w:r>
+        <w:rPr>
+          <w:rStyle w:val="FunctionTok"/>
+        </w:rPr>
+        <w:t xml:space="preserve">from</w:t>
+      </w:r>
+      <w:r>
+        <w:rPr>
+          <w:rStyle w:val="KeywordTok"/>
+        </w:rPr>
+        <w:t xml:space="preserve">:</w:t>
+      </w:r>
+      <w:r>
+        <w:rPr>
+          <w:rStyle w:val="AttributeTok"/>
+        </w:rPr>
+        <w:t xml:space="preserve"> guide_md</w:t>
+      </w:r>
+      <w:r>
+        <w:rPr>
+          <w:rStyle w:val="KeywordTok"/>
+        </w:rPr>
+        <w:t xml:space="preserve">,</w:t>
+      </w:r>
+      <w:r>
+        <w:rPr>
+          <w:rStyle w:val="AttributeTok"/>
+        </w:rPr>
+        <w:t xml:space="preserve"> </w:t>
+      </w:r>
+      <w:r>
+        <w:rPr>
+          <w:rStyle w:val="FunctionTok"/>
+        </w:rPr>
+        <w:t xml:space="preserve">to</w:t>
+      </w:r>
+      <w:r>
+        <w:rPr>
+          <w:rStyle w:val="KeywordTok"/>
+        </w:rPr>
+        <w:t xml:space="preserve">:</w:t>
+      </w:r>
+      <w:r>
+        <w:rPr>
+          <w:rStyle w:val="AttributeTok"/>
+        </w:rPr>
+        <w:t xml:space="preserve"> guide_html</w:t>
+      </w:r>
+      <w:r>
+        <w:rPr>
+          <w:rStyle w:val="KeywordTok"/>
+        </w:rPr>
+        <w:t xml:space="preserve">,</w:t>
+      </w:r>
+      <w:r>
+        <w:rPr>
+          <w:rStyle w:val="AttributeTok"/>
+        </w:rPr>
+        <w:t xml:space="preserve"> </w:t>
+      </w:r>
+      <w:r>
+        <w:rPr>
+          <w:rStyle w:val="FunctionTok"/>
+        </w:rPr>
+        <w:t xml:space="preserve">transform</w:t>
+      </w:r>
+      <w:r>
+        <w:rPr>
+          <w:rStyle w:val="KeywordTok"/>
+        </w:rPr>
+        <w:t xml:space="preserve">:</w:t>
+      </w:r>
+      <w:r>
+        <w:rPr>
+          <w:rStyle w:val="AttributeTok"/>
+        </w:rPr>
+        <w:t xml:space="preserve"> md2html_docs_guides </w:t>
+      </w:r>
+      <w:r>
+        <w:rPr>
+          <w:rStyle w:val="KeywordTok"/>
+        </w:rPr>
+        <w:t xml:space="preserve">}</w:t>
+      </w:r>
+      <w:r>
+        <w:br/>
+      </w:r>
+      <w:r>
+        <w:rPr>
+          <w:rStyle w:val="FunctionTok"/>
+        </w:rPr>
+        <w:t xml:space="preserve">transforms</w:t>
+      </w:r>
+      <w:r>
+        <w:rPr>
+          <w:rStyle w:val="KeywordTok"/>
+        </w:rPr>
+        <w:t xml:space="preserve">:</w:t>
+      </w:r>
+      <w:r>
+        <w:br/>
+      </w:r>
+      <w:r>
+        <w:rPr>
+          <w:rStyle w:val="CommentTok"/>
+        </w:rPr>
+        <w:t xml:space="preserve">  # one variant per directory; the trailing args entry is that dir's real path</w:t>
+      </w:r>
+      <w:r>
+        <w:br/>
+      </w:r>
+      <w:r>
+        <w:rPr>
+          <w:rStyle w:val="AttributeTok"/>
+        </w:rPr>
+        <w:t xml:space="preserve">  </w:t>
+      </w:r>
+      <w:r>
+        <w:rPr>
+          <w:rStyle w:val="FunctionTok"/>
+        </w:rPr>
+        <w:t xml:space="preserve">md2html_docs_guides</w:t>
+      </w:r>
+      <w:r>
+        <w:rPr>
+          <w:rStyle w:val="KeywordTok"/>
+        </w:rPr>
+        <w:t xml:space="preserve">:</w:t>
+      </w:r>
+      <w:r>
+        <w:br/>
+      </w:r>
+      <w:r>
+        <w:rPr>
+          <w:rStyle w:val="AttributeTok"/>
+        </w:rPr>
+        <w:t xml:space="preserve">    </w:t>
+      </w:r>
+      <w:r>
+        <w:rPr>
+          <w:rStyle w:val="KeywordTok"/>
+        </w:rPr>
+        <w:t xml:space="preserve">{</w:t>
+      </w:r>
+      <w:r>
+        <w:rPr>
+          <w:rStyle w:val="AttributeTok"/>
+        </w:rPr>
+        <w:t xml:space="preserve"> </w:t>
+      </w:r>
+      <w:r>
+        <w:rPr>
+          <w:rStyle w:val="FunctionTok"/>
+        </w:rPr>
+        <w:t xml:space="preserve">exec</w:t>
+      </w:r>
+      <w:r>
+        <w:rPr>
+          <w:rStyle w:val="KeywordTok"/>
+        </w:rPr>
+        <w:t xml:space="preserve">:</w:t>
+      </w:r>
+      <w:r>
+        <w:rPr>
+          <w:rStyle w:val="AttributeTok"/>
+        </w:rPr>
+        <w:t xml:space="preserve"> </w:t>
+      </w:r>
+      <w:r>
+        <w:rPr>
+          <w:rStyle w:val="StringTok"/>
+        </w:rPr>
+        <w:t xml:space="preserve">"scripts/dc/md2html.sh"</w:t>
+      </w:r>
+      <w:r>
+        <w:rPr>
+          <w:rStyle w:val="KeywordTok"/>
+        </w:rPr>
+        <w:t xml:space="preserve">,</w:t>
+      </w:r>
+      <w:r>
+        <w:rPr>
+          <w:rStyle w:val="AttributeTok"/>
+        </w:rPr>
+        <w:t xml:space="preserve"> </w:t>
+      </w:r>
+      <w:r>
+        <w:rPr>
+          <w:rStyle w:val="FunctionTok"/>
+        </w:rPr>
+        <w:t xml:space="preserve">args</w:t>
+      </w:r>
+      <w:r>
+        <w:rPr>
+          <w:rStyle w:val="KeywordTok"/>
+        </w:rPr>
+        <w:t xml:space="preserve">:</w:t>
+      </w:r>
+      <w:r>
+        <w:rPr>
+          <w:rStyle w:val="AttributeTok"/>
+        </w:rPr>
+        <w:t xml:space="preserve"> </w:t>
+      </w:r>
+      <w:r>
+        <w:rPr>
+          <w:rStyle w:val="KeywordTok"/>
+        </w:rPr>
+        <w:t xml:space="preserve">[</w:t>
+      </w:r>
+      <w:r>
+        <w:rPr>
+          <w:rStyle w:val="StringTok"/>
+        </w:rPr>
+        <w:t xml:space="preserve">"docs/guides"</w:t>
+      </w:r>
+      <w:r>
+        <w:rPr>
+          <w:rStyle w:val="KeywordTok"/>
+        </w:rPr>
+        <w:t xml:space="preserve">]</w:t>
+      </w:r>
+      <w:r>
+        <w:rPr>
+          <w:rStyle w:val="AttributeTok"/>
+        </w:rPr>
+        <w:t xml:space="preserve"> </w:t>
+      </w:r>
+      <w:r>
+        <w:rPr>
+          <w:rStyle w:val="KeywordTok"/>
+        </w:rPr>
+        <w:t xml:space="preserve">}</w:t>
+      </w:r>
+      <w:r>
+        <w:br/>
+      </w:r>
+      <w:r>
+        <w:rPr>
+          <w:rStyle w:val="AttributeTok"/>
+        </w:rPr>
+        <w:t xml:space="preserve">  </w:t>
+      </w:r>
+      <w:r>
+        <w:rPr>
+          <w:rStyle w:val="FunctionTok"/>
+        </w:rPr>
+        <w:t xml:space="preserve">md2html_root</w:t>
+      </w:r>
+      <w:r>
+        <w:rPr>
+          <w:rStyle w:val="KeywordTok"/>
+        </w:rPr>
+        <w:t xml:space="preserve">:</w:t>
+      </w:r>
+      <w:r>
+        <w:br/>
+      </w:r>
+      <w:r>
+        <w:rPr>
+          <w:rStyle w:val="AttributeTok"/>
+        </w:rPr>
+        <w:t xml:space="preserve">    </w:t>
+      </w:r>
+      <w:r>
+        <w:rPr>
+          <w:rStyle w:val="KeywordTok"/>
+        </w:rPr>
+        <w:t xml:space="preserve">{</w:t>
+      </w:r>
+      <w:r>
+        <w:rPr>
+          <w:rStyle w:val="AttributeTok"/>
+        </w:rPr>
+        <w:t xml:space="preserve"> </w:t>
+      </w:r>
+      <w:r>
+        <w:rPr>
+          <w:rStyle w:val="FunctionTok"/>
+        </w:rPr>
+        <w:t xml:space="preserve">exec</w:t>
+      </w:r>
+      <w:r>
+        <w:rPr>
+          <w:rStyle w:val="KeywordTok"/>
+        </w:rPr>
+        <w:t xml:space="preserve">:</w:t>
+      </w:r>
+      <w:r>
+        <w:rPr>
+          <w:rStyle w:val="AttributeTok"/>
+        </w:rPr>
+        <w:t xml:space="preserve"> </w:t>
+      </w:r>
+      <w:r>
+        <w:rPr>
+          <w:rStyle w:val="StringTok"/>
+        </w:rPr>
+        <w:t xml:space="preserve">"scripts/dc/md2html.sh"</w:t>
+      </w:r>
+      <w:r>
+        <w:rPr>
+          <w:rStyle w:val="KeywordTok"/>
+        </w:rPr>
+        <w:t xml:space="preserve">,</w:t>
+      </w:r>
+      <w:r>
+        <w:rPr>
+          <w:rStyle w:val="AttributeTok"/>
+        </w:rPr>
+        <w:t xml:space="preserve"> </w:t>
+      </w:r>
+      <w:r>
+        <w:rPr>
+          <w:rStyle w:val="FunctionTok"/>
+        </w:rPr>
+        <w:t xml:space="preserve">args</w:t>
+      </w:r>
+      <w:r>
+        <w:rPr>
+          <w:rStyle w:val="KeywordTok"/>
+        </w:rPr>
+        <w:t xml:space="preserve">:</w:t>
+      </w:r>
+      <w:r>
+        <w:rPr>
+          <w:rStyle w:val="AttributeTok"/>
+        </w:rPr>
+        <w:t xml:space="preserve"> </w:t>
+      </w:r>
+      <w:r>
+        <w:rPr>
+          <w:rStyle w:val="KeywordTok"/>
+        </w:rPr>
+        <w:t xml:space="preserve">[</w:t>
+      </w:r>
+      <w:r>
+        <w:rPr>
+          <w:rStyle w:val="StringTok"/>
+        </w:rPr>
+        <w:t xml:space="preserve">"."</w:t>
+      </w:r>
+      <w:r>
+        <w:rPr>
+          <w:rStyle w:val="KeywordTok"/>
+        </w:rPr>
+        <w:t xml:space="preserve">]</w:t>
+      </w:r>
+      <w:r>
+        <w:rPr>
+          <w:rStyle w:val="AttributeTok"/>
+        </w:rPr>
+        <w:t xml:space="preserve"> </w:t>
+      </w:r>
+      <w:r>
+        <w:rPr>
+          <w:rStyle w:val="KeywordTok"/>
+        </w:rPr>
+        <w:t xml:space="preserve">}</w:t>
+      </w:r>
+    </w:p>
+    <w:bookmarkEnd w:id="23"/>
+    <w:bookmarkStart w:id="24" w:name="minimal-wrapper-shape"/>
+    <w:p>
+      <w:pPr>
+        <w:pStyle w:val="Heading3"/>
+      </w:pPr>
+      <w:r>
+        <w:t xml:space="preserve">Minimal wrapper shape</w:t>
+      </w:r>
+    </w:p>
+    <w:p>
+      <w:pPr>
+        <w:pStyle w:val="SourceCode"/>
+      </w:pPr>
+      <w:r>
+        <w:rPr>
+          <w:rStyle w:val="CommentTok"/>
+        </w:rPr>
+        <w:t xml:space="preserve">#!/usr/bin/env bash</w:t>
+      </w:r>
+      <w:r>
+        <w:br/>
+      </w:r>
+      <w:r>
+        <w:rPr>
+          <w:rStyle w:val="CommentTok"/>
+        </w:rPr>
+        <w:t xml:space="preserve"># scripts/dc/md2html.sh — Docs Chain exec wrapper (md -&gt; html)</w:t>
+      </w:r>
+      <w:r>
+        <w:br/>
+      </w:r>
+      <w:r>
+        <w:rPr>
+          <w:rStyle w:val="CommentTok"/>
+        </w:rPr>
+        <w:t xml:space="preserve"># Args, in order Docs Chain supplies them:</w:t>
+      </w:r>
+      <w:r>
+        <w:br/>
+      </w:r>
+      <w:r>
+        <w:rPr>
+          <w:rStyle w:val="CommentTok"/>
+        </w:rPr>
+        <w:t xml:space="preserve">#   $1 staged input temp (.md)   $2 staged output temp (.html)</w:t>
+      </w:r>
+      <w:r>
+        <w:br/>
+      </w:r>
+      <w:r>
+        <w:rPr>
+          <w:rStyle w:val="CommentTok"/>
+        </w:rPr>
+        <w:t xml:space="preserve">#   $3 the doc's REAL directory  (passed via the context's args:)</w:t>
+      </w:r>
+      <w:r>
+        <w:br/>
+      </w:r>
+      <w:r>
+        <w:rPr>
+          <w:rStyle w:val="BuiltInTok"/>
+        </w:rPr>
+        <w:t xml:space="preserve">set</w:t>
+      </w:r>
+      <w:r>
+        <w:rPr>
+          <w:rStyle w:val="NormalTok"/>
+        </w:rPr>
+        <w:t xml:space="preserve"> </w:t>
+      </w:r>
+      <w:r>
+        <w:rPr>
+          <w:rStyle w:val="AttributeTok"/>
+        </w:rPr>
+        <w:t xml:space="preserve">-euo</w:t>
+      </w:r>
+      <w:r>
+        <w:rPr>
+          <w:rStyle w:val="NormalTok"/>
+        </w:rPr>
+        <w:t xml:space="preserve"> pipefail</w:t>
+      </w:r>
+      <w:r>
+        <w:br/>
+      </w:r>
+      <w:r>
+        <w:rPr>
+          <w:rStyle w:val="VariableTok"/>
+        </w:rPr>
+        <w:t xml:space="preserve">in</w:t>
+      </w:r>
+      <w:r>
+        <w:rPr>
+          <w:rStyle w:val="OperatorTok"/>
+        </w:rPr>
+        <w:t xml:space="preserve">=</w:t>
+      </w:r>
+      <w:r>
+        <w:rPr>
+          <w:rStyle w:val="StringTok"/>
+        </w:rPr>
+        <w:t xml:space="preserve">"</w:t>
+      </w:r>
+      <w:r>
+        <w:rPr>
+          <w:rStyle w:val="VariableTok"/>
+        </w:rPr>
+        <w:t xml:space="preserve">$1</w:t>
+      </w:r>
+      <w:r>
+        <w:rPr>
+          <w:rStyle w:val="StringTok"/>
+        </w:rPr>
+        <w:t xml:space="preserve">"</w:t>
+      </w:r>
+      <w:r>
+        <w:rPr>
+          <w:rStyle w:val="KeywordTok"/>
+        </w:rPr>
+        <w:t xml:space="preserve">;</w:t>
+      </w:r>
+      <w:r>
+        <w:rPr>
+          <w:rStyle w:val="NormalTok"/>
+        </w:rPr>
+        <w:t xml:space="preserve"> </w:t>
+      </w:r>
+      <w:r>
+        <w:rPr>
+          <w:rStyle w:val="VariableTok"/>
+        </w:rPr>
+        <w:t xml:space="preserve">out</w:t>
+      </w:r>
+      <w:r>
+        <w:rPr>
+          <w:rStyle w:val="OperatorTok"/>
+        </w:rPr>
+        <w:t xml:space="preserve">=</w:t>
+      </w:r>
+      <w:r>
+        <w:rPr>
+          <w:rStyle w:val="StringTok"/>
+        </w:rPr>
+        <w:t xml:space="preserve">"</w:t>
+      </w:r>
+      <w:r>
+        <w:rPr>
+          <w:rStyle w:val="VariableTok"/>
+        </w:rPr>
+        <w:t xml:space="preserve">$2</w:t>
+      </w:r>
+      <w:r>
+        <w:rPr>
+          <w:rStyle w:val="StringTok"/>
+        </w:rPr>
+        <w:t xml:space="preserve">"</w:t>
+      </w:r>
+      <w:r>
+        <w:rPr>
+          <w:rStyle w:val="KeywordTok"/>
+        </w:rPr>
+        <w:t xml:space="preserve">;</w:t>
+      </w:r>
+      <w:r>
+        <w:rPr>
+          <w:rStyle w:val="NormalTok"/>
+        </w:rPr>
+        <w:t xml:space="preserve"> </w:t>
+      </w:r>
+      <w:r>
+        <w:rPr>
+          <w:rStyle w:val="VariableTok"/>
+        </w:rPr>
+        <w:t xml:space="preserve">realdir</w:t>
+      </w:r>
+      <w:r>
+        <w:rPr>
+          <w:rStyle w:val="OperatorTok"/>
+        </w:rPr>
+        <w:t xml:space="preserve">=</w:t>
+      </w:r>
+      <w:r>
+        <w:rPr>
+          <w:rStyle w:val="StringTok"/>
+        </w:rPr>
+        <w:t xml:space="preserve">"</w:t>
+      </w:r>
+      <w:r>
+        <w:rPr>
+          <w:rStyle w:val="VariableTok"/>
+        </w:rPr>
+        <w:t xml:space="preserve">$3</w:t>
+      </w:r>
+      <w:r>
+        <w:rPr>
+          <w:rStyle w:val="StringTok"/>
+        </w:rPr>
+        <w:t xml:space="preserve">"</w:t>
+      </w:r>
+      <w:r>
+        <w:br/>
+      </w:r>
+      <w:r>
+        <w:br/>
+      </w:r>
+      <w:r>
+        <w:rPr>
+          <w:rStyle w:val="CommentTok"/>
+        </w:rPr>
+        <w:t xml:space="preserve"># Deterministic output (§11.4.50): pin the embedded timestamp.</w:t>
+      </w:r>
+      <w:r>
+        <w:br/>
+      </w:r>
+      <w:r>
+        <w:rPr>
+          <w:rStyle w:val="BuiltInTok"/>
+        </w:rPr>
+        <w:t xml:space="preserve">export</w:t>
+      </w:r>
+      <w:r>
+        <w:rPr>
+          <w:rStyle w:val="NormalTok"/>
+        </w:rPr>
+        <w:t xml:space="preserve"> </w:t>
+      </w:r>
+      <w:r>
+        <w:rPr>
+          <w:rStyle w:val="VariableTok"/>
+        </w:rPr>
+        <w:t xml:space="preserve">SOURCE_DATE_EPOCH</w:t>
+      </w:r>
+      <w:r>
+        <w:rPr>
+          <w:rStyle w:val="OperatorTok"/>
+        </w:rPr>
+        <w:t xml:space="preserve">=</w:t>
+      </w:r>
+      <w:r>
+        <w:rPr>
+          <w:rStyle w:val="StringTok"/>
+        </w:rPr>
+        <w:t xml:space="preserve">"</w:t>
+      </w:r>
+      <w:r>
+        <w:rPr>
+          <w:rStyle w:val="VariableTok"/>
+        </w:rPr>
+        <w:t xml:space="preserve">${SOURCE_DATE_EPOCH</w:t>
+      </w:r>
+      <w:r>
+        <w:rPr>
+          <w:rStyle w:val="OperatorTok"/>
+        </w:rPr>
+        <w:t xml:space="preserve">:-</w:t>
+      </w:r>
+      <w:r>
+        <w:rPr>
+          <w:rStyle w:val="NormalTok"/>
+        </w:rPr>
+        <w:t xml:space="preserve">0</w:t>
+      </w:r>
+      <w:r>
+        <w:rPr>
+          <w:rStyle w:val="VariableTok"/>
+        </w:rPr>
+        <w:t xml:space="preserve">}</w:t>
+      </w:r>
+      <w:r>
+        <w:rPr>
+          <w:rStyle w:val="StringTok"/>
+        </w:rPr>
+        <w:t xml:space="preserve">"</w:t>
+      </w:r>
+      <w:r>
+        <w:br/>
+      </w:r>
+      <w:r>
+        <w:br/>
+      </w:r>
+      <w:r>
+        <w:rPr>
+          <w:rStyle w:val="CommentTok"/>
+        </w:rPr>
+        <w:t xml:space="preserve"># cd into the doc's real directory so relative --css / &lt;img&gt; resolve the</w:t>
+      </w:r>
+      <w:r>
+        <w:br/>
+      </w:r>
+      <w:r>
+        <w:rPr>
+          <w:rStyle w:val="CommentTok"/>
+        </w:rPr>
+        <w:t xml:space="preserve"># SAME way Docs Chain stages the input to a temp path with cwd=projectRoot.</w:t>
+      </w:r>
+      <w:r>
+        <w:br/>
+      </w:r>
+      <w:r>
+        <w:rPr>
+          <w:rStyle w:val="BuiltInTok"/>
+        </w:rPr>
+        <w:t xml:space="preserve">cd</w:t>
+      </w:r>
+      <w:r>
+        <w:rPr>
+          <w:rStyle w:val="NormalTok"/>
+        </w:rPr>
+        <w:t xml:space="preserve"> </w:t>
+      </w:r>
+      <w:r>
+        <w:rPr>
+          <w:rStyle w:val="StringTok"/>
+        </w:rPr>
+        <w:t xml:space="preserve">"</w:t>
+      </w:r>
+      <w:r>
+        <w:rPr>
+          <w:rStyle w:val="VariableTok"/>
+        </w:rPr>
+        <w:t xml:space="preserve">$realdir</w:t>
+      </w:r>
+      <w:r>
+        <w:rPr>
+          <w:rStyle w:val="StringTok"/>
+        </w:rPr>
+        <w:t xml:space="preserve">"</w:t>
+      </w:r>
+      <w:r>
+        <w:br/>
+      </w:r>
+      <w:r>
+        <w:br/>
+      </w:r>
+      <w:r>
+        <w:rPr>
+          <w:rStyle w:val="ExtensionTok"/>
+        </w:rPr>
+        <w:t xml:space="preserve">pandoc</w:t>
+      </w:r>
+      <w:r>
+        <w:rPr>
+          <w:rStyle w:val="NormalTok"/>
+        </w:rPr>
+        <w:t xml:space="preserve"> </w:t>
+      </w:r>
+      <w:r>
+        <w:rPr>
+          <w:rStyle w:val="StringTok"/>
+        </w:rPr>
+        <w:t xml:space="preserve">"</w:t>
+      </w:r>
+      <w:r>
+        <w:rPr>
+          <w:rStyle w:val="VariableTok"/>
+        </w:rPr>
+        <w:t xml:space="preserve">$in</w:t>
+      </w:r>
+      <w:r>
+        <w:rPr>
+          <w:rStyle w:val="StringTok"/>
+        </w:rPr>
+        <w:t xml:space="preserve">"</w:t>
+      </w:r>
+      <w:r>
+        <w:rPr>
+          <w:rStyle w:val="NormalTok"/>
+        </w:rPr>
+        <w:t xml:space="preserve"> </w:t>
+      </w:r>
+      <w:r>
+        <w:rPr>
+          <w:rStyle w:val="DataTypeTok"/>
+        </w:rPr>
+        <w:t xml:space="preserve">\</w:t>
+      </w:r>
+      <w:r>
+        <w:br/>
+      </w:r>
+      <w:r>
+        <w:rPr>
+          <w:rStyle w:val="NormalTok"/>
+        </w:rPr>
+        <w:t xml:space="preserve">  </w:t>
+      </w:r>
+      <w:r>
+        <w:rPr>
+          <w:rStyle w:val="AttributeTok"/>
+        </w:rPr>
+        <w:t xml:space="preserve">--from</w:t>
+      </w:r>
+      <w:r>
+        <w:rPr>
+          <w:rStyle w:val="NormalTok"/>
+        </w:rPr>
+        <w:t xml:space="preserve"> gfm </w:t>
+      </w:r>
+      <w:r>
+        <w:rPr>
+          <w:rStyle w:val="AttributeTok"/>
+        </w:rPr>
+        <w:t xml:space="preserve">--to</w:t>
+      </w:r>
+      <w:r>
+        <w:rPr>
+          <w:rStyle w:val="NormalTok"/>
+        </w:rPr>
+        <w:t xml:space="preserve"> html5 </w:t>
+      </w:r>
+      <w:r>
+        <w:rPr>
+          <w:rStyle w:val="AttributeTok"/>
+        </w:rPr>
+        <w:t xml:space="preserve">--standalone</w:t>
+      </w:r>
+      <w:r>
+        <w:rPr>
+          <w:rStyle w:val="NormalTok"/>
+        </w:rPr>
+        <w:t xml:space="preserve"> </w:t>
+      </w:r>
+      <w:r>
+        <w:rPr>
+          <w:rStyle w:val="DataTypeTok"/>
+        </w:rPr>
+        <w:t xml:space="preserve">\</w:t>
+      </w:r>
+      <w:r>
+        <w:br/>
+      </w:r>
+      <w:r>
+        <w:rPr>
+          <w:rStyle w:val="NormalTok"/>
+        </w:rPr>
+        <w:t xml:space="preserve">  </w:t>
+      </w:r>
+      <w:r>
+        <w:rPr>
+          <w:rStyle w:val="AttributeTok"/>
+        </w:rPr>
+        <w:t xml:space="preserve">--css</w:t>
+      </w:r>
+      <w:r>
+        <w:rPr>
+          <w:rStyle w:val="NormalTok"/>
+        </w:rPr>
+        <w:t xml:space="preserve"> print.css </w:t>
+      </w:r>
+      <w:r>
+        <w:rPr>
+          <w:rStyle w:val="DataTypeTok"/>
+        </w:rPr>
+        <w:t xml:space="preserve">\</w:t>
+      </w:r>
+      <w:r>
+        <w:br/>
+      </w:r>
+      <w:r>
+        <w:rPr>
+          <w:rStyle w:val="NormalTok"/>
+        </w:rPr>
+        <w:t xml:space="preserve">  </w:t>
+      </w:r>
+      <w:r>
+        <w:rPr>
+          <w:rStyle w:val="AttributeTok"/>
+        </w:rPr>
+        <w:t xml:space="preserve">-o</w:t>
+      </w:r>
+      <w:r>
+        <w:rPr>
+          <w:rStyle w:val="NormalTok"/>
+        </w:rPr>
+        <w:t xml:space="preserve"> </w:t>
+      </w:r>
+      <w:r>
+        <w:rPr>
+          <w:rStyle w:val="StringTok"/>
+        </w:rPr>
+        <w:t xml:space="preserve">"</w:t>
+      </w:r>
+      <w:r>
+        <w:rPr>
+          <w:rStyle w:val="VariableTok"/>
+        </w:rPr>
+        <w:t xml:space="preserve">$out</w:t>
+      </w:r>
+      <w:r>
+        <w:rPr>
+          <w:rStyle w:val="StringTok"/>
+        </w:rPr>
+        <w:t xml:space="preserve">"</w:t>
+      </w:r>
+      <w:r>
+        <w:br/>
+      </w:r>
+      <w:r>
+        <w:rPr>
+          <w:rStyle w:val="CommentTok"/>
+        </w:rPr>
+        <w:t xml:space="preserve"># Write ONLY to $out (the staged temp); Docs Chain owns the atomic rename.</w:t>
+      </w:r>
+    </w:p>
+    <w:bookmarkEnd w:id="24"/>
+    <w:bookmarkStart w:id="25" w:name="why-this-is-verify-stable"/>
+    <w:p>
+      <w:pPr>
+        <w:pStyle w:val="Heading3"/>
+      </w:pPr>
+      <w:r>
+        <w:t xml:space="preserve">Why this is verify-stable</w:t>
+      </w:r>
+    </w:p>
+    <w:p>
+      <w:pPr>
+        <w:pStyle w:val="Compact"/>
+        <w:numPr>
+          <w:ilvl w:val="0"/>
+          <w:numId w:val="1012"/>
+        </w:numPr>
+      </w:pPr>
+      <w:r>
+        <w:t xml:space="preserve">Inputs are content, not paths — the staged temp holds the same bytes the</w:t>
+      </w:r>
+      <w:r>
+        <w:t xml:space="preserve"> </w:t>
+      </w:r>
+      <w:r>
+        <w:t xml:space="preserve">real file holds, so the hash is identical.</w:t>
+      </w:r>
+    </w:p>
+    <w:p>
+      <w:pPr>
+        <w:pStyle w:val="Compact"/>
+        <w:numPr>
+          <w:ilvl w:val="0"/>
+          <w:numId w:val="1012"/>
+        </w:numPr>
+      </w:pPr>
+      <w:r>
+        <w:t xml:space="preserve">Relative assets resolve against</w:t>
+      </w:r>
+      <w:r>
+        <w:t xml:space="preserve"> </w:t>
+      </w:r>
+      <w:r>
+        <w:rPr>
+          <w:rStyle w:val="VerbatimChar"/>
+        </w:rPr>
+        <w:t xml:space="preserve">$realdir</w:t>
+      </w:r>
+      <w:r>
+        <w:t xml:space="preserve"> </w:t>
+      </w:r>
+      <w:r>
+        <w:t xml:space="preserve">(the real dir) in</w:t>
+      </w:r>
+      <w:r>
+        <w:t xml:space="preserve"> </w:t>
+      </w:r>
+      <w:r>
+        <w:rPr>
+          <w:b/>
+          <w:bCs/>
+        </w:rPr>
+        <w:t xml:space="preserve">both</w:t>
+      </w:r>
+      <w:r>
+        <w:t xml:space="preserve"> </w:t>
+      </w:r>
+      <w:r>
+        <w:rPr>
+          <w:rStyle w:val="VerbatimChar"/>
+        </w:rPr>
+        <w:t xml:space="preserve">sync</w:t>
+      </w:r>
+      <w:r>
+        <w:t xml:space="preserve"> </w:t>
+      </w:r>
+      <w:r>
+        <w:t xml:space="preserve">and</w:t>
+      </w:r>
+      <w:r>
+        <w:t xml:space="preserve"> </w:t>
+      </w:r>
+      <w:r>
+        <w:rPr>
+          <w:rStyle w:val="VerbatimChar"/>
+        </w:rPr>
+        <w:t xml:space="preserve">verify</w:t>
+      </w:r>
+      <w:r>
+        <w:t xml:space="preserve">, so the rendered output is byte-identical across</w:t>
+      </w:r>
+      <w:r>
+        <w:t xml:space="preserve"> </w:t>
+      </w:r>
+      <w:r>
+        <w:t xml:space="preserve">runs.</w:t>
+      </w:r>
+    </w:p>
+    <w:p>
+      <w:pPr>
+        <w:pStyle w:val="Compact"/>
+        <w:numPr>
+          <w:ilvl w:val="0"/>
+          <w:numId w:val="1012"/>
+        </w:numPr>
+      </w:pPr>
+      <w:r>
+        <w:rPr>
+          <w:rStyle w:val="VerbatimChar"/>
+        </w:rPr>
+        <w:t xml:space="preserve">SOURCE_DATE_EPOCH</w:t>
+      </w:r>
+      <w:r>
+        <w:t xml:space="preserve"> </w:t>
+      </w:r>
+      <w:r>
+        <w:t xml:space="preserve">(or any other embedded-timestamp pin) removes the</w:t>
+      </w:r>
+      <w:r>
+        <w:t xml:space="preserve"> </w:t>
+      </w:r>
+      <w:r>
+        <w:t xml:space="preserve">one remaining source of non-determinism pandoc/weasyprint otherwise</w:t>
+      </w:r>
+      <w:r>
+        <w:t xml:space="preserve"> </w:t>
+      </w:r>
+      <w:r>
+        <w:t xml:space="preserve">inject.</w:t>
+      </w:r>
+    </w:p>
+    <w:p>
+      <w:pPr>
+        <w:pStyle w:val="FirstParagraph"/>
+      </w:pPr>
+      <w:r>
+        <w:t xml:space="preserve">With those three in place,</w:t>
+      </w:r>
+      <w:r>
+        <w:t xml:space="preserve"> </w:t>
+      </w:r>
+      <w:r>
+        <w:rPr>
+          <w:rStyle w:val="VerbatimChar"/>
+        </w:rPr>
+        <w:t xml:space="preserve">docs_chain verify --all</w:t>
+      </w:r>
+      <w:r>
+        <w:t xml:space="preserve"> </w:t>
+      </w:r>
+      <w:r>
+        <w:t xml:space="preserve">is a true §11.4.50</w:t>
+      </w:r>
+      <w:r>
+        <w:t xml:space="preserve"> </w:t>
+      </w:r>
+      <w:r>
+        <w:t xml:space="preserve">deterministic sink-side gate: Herald’s 66-doc corpus reports exit 0 with</w:t>
+      </w:r>
+      <w:r>
+        <w:t xml:space="preserve"> </w:t>
+      </w:r>
+      <w:r>
+        <w:t xml:space="preserve">HTML byte-identical to its pre-existing</w:t>
+      </w:r>
+      <w:r>
+        <w:t xml:space="preserve"> </w:t>
+      </w:r>
+      <w:r>
+        <w:rPr>
+          <w:rStyle w:val="VerbatimChar"/>
+        </w:rPr>
+        <w:t xml:space="preserve">export_docs.sh</w:t>
+      </w:r>
+      <w:r>
+        <w:t xml:space="preserve"> </w:t>
+      </w:r>
+      <w:r>
+        <w:t xml:space="preserve">output. The same</w:t>
+      </w:r>
+      <w:r>
+        <w:t xml:space="preserve"> </w:t>
+      </w:r>
+      <w:r>
+        <w:t xml:space="preserve">shape applies to</w:t>
+      </w:r>
+      <w:r>
+        <w:t xml:space="preserve"> </w:t>
+      </w:r>
+      <w:r>
+        <w:rPr>
+          <w:rStyle w:val="VerbatimChar"/>
+        </w:rPr>
+        <w:t xml:space="preserve">weasyprint-pdf</w:t>
+      </w:r>
+      <w:r>
+        <w:t xml:space="preserve"> </w:t>
+      </w:r>
+      <w:r>
+        <w:t xml:space="preserve">and</w:t>
+      </w:r>
+      <w:r>
+        <w:t xml:space="preserve"> </w:t>
+      </w:r>
+      <w:r>
+        <w:rPr>
+          <w:rStyle w:val="VerbatimChar"/>
+        </w:rPr>
+        <w:t xml:space="preserve">pandoc-docx</w:t>
+      </w:r>
+      <w:r>
+        <w:t xml:space="preserve"> </w:t>
+      </w:r>
+      <w:r>
+        <w:t xml:space="preserve">exec wrappers — pass</w:t>
+      </w:r>
+      <w:r>
+        <w:t xml:space="preserve"> </w:t>
+      </w:r>
+      <w:r>
+        <w:t xml:space="preserve">the real dir,</w:t>
+      </w:r>
+      <w:r>
+        <w:t xml:space="preserve"> </w:t>
+      </w:r>
+      <w:r>
+        <w:rPr>
+          <w:rStyle w:val="VerbatimChar"/>
+        </w:rPr>
+        <w:t xml:space="preserve">cd</w:t>
+      </w:r>
+      <w:r>
+        <w:t xml:space="preserve"> </w:t>
+      </w:r>
+      <w:r>
+        <w:t xml:space="preserve">into it, pin the timestamp.</w:t>
+      </w:r>
+    </w:p>
+    <w:p>
+      <w:pPr>
+        <w:pStyle w:val="BlockText"/>
+      </w:pPr>
+      <w:r>
+        <w:rPr>
+          <w:b/>
+          <w:bCs/>
+        </w:rPr>
+        <w:t xml:space="preserve">Builtin alternative.</w:t>
+      </w:r>
+      <w:r>
+        <w:t xml:space="preserve"> </w:t>
+      </w:r>
+      <w:r>
+        <w:t xml:space="preserve">The</w:t>
+      </w:r>
+      <w:r>
+        <w:t xml:space="preserve"> </w:t>
+      </w:r>
+      <w:r>
+        <w:rPr>
+          <w:rStyle w:val="VerbatimChar"/>
+        </w:rPr>
+        <w:t xml:space="preserve">pandoc-html</w:t>
+      </w:r>
+      <w:r>
+        <w:t xml:space="preserve"> </w:t>
+      </w:r>
+      <w:r>
+        <w:t xml:space="preserve">/</w:t>
+      </w:r>
+      <w:r>
+        <w:t xml:space="preserve"> </w:t>
+      </w:r>
+      <w:r>
+        <w:rPr>
+          <w:rStyle w:val="VerbatimChar"/>
+        </w:rPr>
+        <w:t xml:space="preserve">weasyprint-pdf</w:t>
+      </w:r>
+      <w:r>
+        <w:t xml:space="preserve"> </w:t>
+      </w:r>
+      <w:r>
+        <w:t xml:space="preserve">/</w:t>
+      </w:r>
+      <w:r>
+        <w:t xml:space="preserve"> </w:t>
+      </w:r>
+      <w:r>
+        <w:rPr>
+          <w:rStyle w:val="VerbatimChar"/>
+        </w:rPr>
+        <w:t xml:space="preserve">pandoc-docx</w:t>
+      </w:r>
+      <w:r>
+        <w:t xml:space="preserve"> </w:t>
+      </w:r>
+      <w:r>
+        <w:t xml:space="preserve">builtins (used by the</w:t>
+      </w:r>
+      <w:r>
+        <w:t xml:space="preserve"> </w:t>
+      </w:r>
+      <w:r>
+        <w:rPr>
+          <w:rStyle w:val="VerbatimChar"/>
+        </w:rPr>
+        <w:t xml:space="preserve">self-docs</w:t>
+      </w:r>
+      <w:r>
+        <w:t xml:space="preserve"> </w:t>
+      </w:r>
+      <w:r>
+        <w:t xml:space="preserve">dogfood context) avoid</w:t>
+      </w:r>
+      <w:r>
+        <w:t xml:space="preserve"> </w:t>
+      </w:r>
+      <w:r>
+        <w:t xml:space="preserve">this entirely for the</w:t>
+      </w:r>
+      <w:r>
+        <w:t xml:space="preserve"> </w:t>
+      </w:r>
+      <w:r>
+        <w:rPr>
+          <w:i/>
+          <w:iCs/>
+        </w:rPr>
+        <w:t xml:space="preserve">default</w:t>
+      </w:r>
+      <w:r>
+        <w:t xml:space="preserve"> </w:t>
+      </w:r>
+      <w:r>
+        <w:t xml:space="preserve">flag set — they need no per-directory</w:t>
+      </w:r>
+      <w:r>
+        <w:t xml:space="preserve"> </w:t>
+      </w:r>
+      <w:r>
+        <w:rPr>
+          <w:rStyle w:val="VerbatimChar"/>
+        </w:rPr>
+        <w:t xml:space="preserve">args:</w:t>
+      </w:r>
+      <w:r>
+        <w:t xml:space="preserve">. Reach for the</w:t>
+      </w:r>
+      <w:r>
+        <w:t xml:space="preserve"> </w:t>
+      </w:r>
+      <w:r>
+        <w:rPr>
+          <w:rStyle w:val="VerbatimChar"/>
+        </w:rPr>
+        <w:t xml:space="preserve">exec:</w:t>
+      </w:r>
+      <w:r>
+        <w:t xml:space="preserve"> </w:t>
+      </w:r>
+      <w:r>
+        <w:t xml:space="preserve">per-directory pattern only when you must</w:t>
+      </w:r>
+      <w:r>
+        <w:t xml:space="preserve"> </w:t>
+      </w:r>
+      <w:r>
+        <w:t xml:space="preserve">replicate a project’s</w:t>
+      </w:r>
+      <w:r>
+        <w:t xml:space="preserve"> </w:t>
+      </w:r>
+      <w:r>
+        <w:rPr>
+          <w:i/>
+          <w:iCs/>
+        </w:rPr>
+        <w:t xml:space="preserve">exact</w:t>
+      </w:r>
+      <w:r>
+        <w:t xml:space="preserve"> </w:t>
+      </w:r>
+      <w:r>
+        <w:t xml:space="preserve">existing pandoc/weasyprint invocation</w:t>
+      </w:r>
+      <w:r>
+        <w:t xml:space="preserve"> </w:t>
+      </w:r>
+      <w:r>
+        <w:t xml:space="preserve">(custom</w:t>
+      </w:r>
+      <w:r>
+        <w:t xml:space="preserve"> </w:t>
+      </w:r>
+      <w:r>
+        <w:rPr>
+          <w:rStyle w:val="VerbatimChar"/>
+        </w:rPr>
+        <w:t xml:space="preserve">--css</w:t>
+      </w:r>
+      <w:r>
+        <w:t xml:space="preserve">, filters, templates,</w:t>
+      </w:r>
+      <w:r>
+        <w:t xml:space="preserve"> </w:t>
+      </w:r>
+      <w:r>
+        <w:rPr>
+          <w:rStyle w:val="VerbatimChar"/>
+        </w:rPr>
+        <w:t xml:space="preserve">SOURCE_DATE_EPOCH</w:t>
+      </w:r>
+      <w:r>
+        <w:t xml:space="preserve">) byte-for-byte,</w:t>
+      </w:r>
+      <w:r>
+        <w:t xml:space="preserve"> </w:t>
+      </w:r>
+      <w:r>
+        <w:t xml:space="preserve">as Herald did to keep its prior output identical.</w:t>
+      </w:r>
+    </w:p>
+    <w:bookmarkEnd w:id="25"/>
+    <w:bookmarkEnd w:id="26"/>
+    <w:bookmarkEnd w:id="27"/>
     <w:sectPr>
       <w:footnotePr>
         <w:numRestart w:val="eachSect"/>
@@ -15028,6 +17835,12 @@
     <w:lvlOverride w:ilvl="8">
       <w:startOverride w:val="1"/>
     </w:lvlOverride>
+  </w:num>
+  <w:num w:numId="1011">
+    <w:abstractNumId w:val="991"/>
+  </w:num>
+  <w:num w:numId="1012">
+    <w:abstractNumId w:val="991"/>
   </w:num>
 </w:numbering>
 </file>
